--- a/svoyo-delo/대본/4부/14화_Pobeda.docx
+++ b/svoyo-delo/대본/4부/14화_Pobeda.docx
@@ -505,7 +505,7 @@
         <w:t xml:space="preserve"> </w:t>
       </w:r>
       <w:r>
-        <w:t xml:space="preserve">- 규칙: 지문 없음. 전 화 100% 「화자명: 대사」. 1턴 15단어 이내 + 긴 턴 10~15회(25~35단어). 문법 초점(B2): 수동 보도문(изъята партия, задержан владелец), 대조(Задержали — не осудили), 정의 구문(Справедливость — это когда…), 조건(Если он ей позвонит — это уже статья).</w:t>
+        <w:t xml:space="preserve">- 규칙: 지문 없음. 전 화 100% 「화자명: 대사」. 1턴 20단어 이내 + 긴 턴 10~15회(30~50단어). 문법 초점(B2): 수동 보도문(изъята партия, задержан владелец), 대조(Задержали — не осудили), 정의 구문(Справедливость — это когда…), 조건(Если он ей позвонит — это уже статья).</w:t>
       </w:r>
       <w:r>
         <w:t xml:space="preserve"> </w:t>
@@ -1596,119 +1596,119 @@
         <w:pStyle w:val="FirstParagraph"/>
       </w:pPr>
       <w:r>
-        <w:t xml:space="preserve">IRINA: Алексей, вы не спите? Я знала, что не спите. Включите новости. Подмосковный канал.</w:t>
-      </w:r>
-    </w:p>
-    <w:p>
-      <w:pPr>
-        <w:pStyle w:val="BodyText"/>
-      </w:pPr>
-      <w:r>
-        <w:t xml:space="preserve">ALEKSEY: Включаю. Что там?</w:t>
-      </w:r>
-    </w:p>
-    <w:p>
-      <w:pPr>
-        <w:pStyle w:val="BodyText"/>
-      </w:pPr>
-      <w:r>
-        <w:t xml:space="preserve">IRINA: «В Люберцах на складе изъята крупная партия фальсифицированных медицинских изделий». Склад. Ангар. Люди в масках выносят коробки.</w:t>
-      </w:r>
-    </w:p>
-    <w:p>
-      <w:pPr>
-        <w:pStyle w:val="BodyText"/>
-      </w:pPr>
-      <w:r>
-        <w:t xml:space="preserve">ALEKSEY: Коробки. Я вижу наклейку. Это наша наклейка.</w:t>
-      </w:r>
-    </w:p>
-    <w:p>
-      <w:pPr>
-        <w:pStyle w:val="BodyText"/>
-      </w:pPr>
-      <w:r>
-        <w:t xml:space="preserve">IRINA: Наша. И итальянская. Волкова. Камера показала крупно.</w:t>
-      </w:r>
-    </w:p>
-    <w:p>
-      <w:pPr>
-        <w:pStyle w:val="BodyText"/>
-      </w:pPr>
-      <w:r>
-        <w:t xml:space="preserve">ALEKSEY: Зайцев звонит. Я переключусь. Артём?</w:t>
-      </w:r>
-    </w:p>
-    <w:p>
-      <w:pPr>
-        <w:pStyle w:val="BodyText"/>
-      </w:pPr>
-      <w:r>
-        <w:t xml:space="preserve">ZAYTSEV: Доброе утро. Коротко и только то, что публично. Обыск начался в шесть. Задержан владелец склада.</w:t>
-      </w:r>
-    </w:p>
-    <w:p>
-      <w:pPr>
-        <w:pStyle w:val="BodyText"/>
-      </w:pPr>
-      <w:r>
-        <w:t xml:space="preserve">ALEKSEY: Бойко?</w:t>
-      </w:r>
-    </w:p>
-    <w:p>
-      <w:pPr>
-        <w:pStyle w:val="BodyText"/>
-      </w:pPr>
-      <w:r>
-        <w:t xml:space="preserve">ZAYTSEV: Имя не назвали. Но вы его знаете. Изъято около двенадцати тысяч шприцев. И принтер.</w:t>
-      </w:r>
-    </w:p>
-    <w:p>
-      <w:pPr>
-        <w:pStyle w:val="BodyText"/>
-      </w:pPr>
-      <w:r>
-        <w:t xml:space="preserve">ALEKSEY: Принтер. Для наших наклеек.</w:t>
-      </w:r>
-    </w:p>
-    <w:p>
-      <w:pPr>
-        <w:pStyle w:val="BodyText"/>
-      </w:pPr>
-      <w:r>
-        <w:t xml:space="preserve">ZAYTSEV: Для всех. Ваших, итальянских, ещё двух брендов. И голограммы. Без микротекста.</w:t>
-      </w:r>
-    </w:p>
-    <w:p>
-      <w:pPr>
-        <w:pStyle w:val="BodyText"/>
-      </w:pPr>
-      <w:r>
-        <w:t xml:space="preserve">ALEKSEY: Без микротекста. Госпожа Чон была права.</w:t>
-      </w:r>
-    </w:p>
-    <w:p>
-      <w:pPr>
-        <w:pStyle w:val="BodyText"/>
-      </w:pPr>
-      <w:r>
-        <w:t xml:space="preserve">ZAYTSEV: Была. Алексей, одно. Никаких комментариев сегодня. Ни в соцсетях, ни журналистам. Даже Лаптевой.</w:t>
-      </w:r>
-    </w:p>
-    <w:p>
-      <w:pPr>
-        <w:pStyle w:val="BodyText"/>
-      </w:pPr>
-      <w:r>
-        <w:t xml:space="preserve">ALEKSEY: Понял. Даже Лаптевой.</w:t>
-      </w:r>
-    </w:p>
-    <w:p>
-      <w:pPr>
-        <w:pStyle w:val="BodyText"/>
-      </w:pPr>
-      <w:r>
-        <w:t xml:space="preserve">IRINA: Алексей, я ещё на линии. Я плачу. Это нормально?</w:t>
+        <w:t xml:space="preserve">IRINA: Алексей, вы ведь не спите? Я так и знала, что не спите. Включите новости, подмосковный канал, прямо сейчас.</w:t>
+      </w:r>
+    </w:p>
+    <w:p>
+      <w:pPr>
+        <w:pStyle w:val="BodyText"/>
+      </w:pPr>
+      <w:r>
+        <w:t xml:space="preserve">ALEKSEY: Включаю. Что там такое случилось с утра?</w:t>
+      </w:r>
+    </w:p>
+    <w:p>
+      <w:pPr>
+        <w:pStyle w:val="BodyText"/>
+      </w:pPr>
+      <w:r>
+        <w:t xml:space="preserve">IRINA: «В Люберцах на складе изъята крупная партия фальсифицированных медицинских изделий». Показывают склад, огромный ангар, и люди в масках выносят оттуда коробки.</w:t>
+      </w:r>
+    </w:p>
+    <w:p>
+      <w:pPr>
+        <w:pStyle w:val="BodyText"/>
+      </w:pPr>
+      <w:r>
+        <w:t xml:space="preserve">ALEKSEY: Коробки… Я вижу на них наклейку, и это наша наклейка.</w:t>
+      </w:r>
+    </w:p>
+    <w:p>
+      <w:pPr>
+        <w:pStyle w:val="BodyText"/>
+      </w:pPr>
+      <w:r>
+        <w:t xml:space="preserve">IRINA: Да, наша, и ещё итальянская, Волкова. Камера показала их крупным планом.</w:t>
+      </w:r>
+    </w:p>
+    <w:p>
+      <w:pPr>
+        <w:pStyle w:val="BodyText"/>
+      </w:pPr>
+      <w:r>
+        <w:t xml:space="preserve">ALEKSEY: Подождите, звонит Зайцев, я переключусь. Артём, доброе утро?</w:t>
+      </w:r>
+    </w:p>
+    <w:p>
+      <w:pPr>
+        <w:pStyle w:val="BodyText"/>
+      </w:pPr>
+      <w:r>
+        <w:t xml:space="preserve">ZAYTSEV: Доброе утро. Коротко и только то, что публично: обыск начался в шесть, и владелец склада задержан.</w:t>
+      </w:r>
+    </w:p>
+    <w:p>
+      <w:pPr>
+        <w:pStyle w:val="BodyText"/>
+      </w:pPr>
+      <w:r>
+        <w:t xml:space="preserve">ALEKSEY: Это Бойко, правильно я понимаю?</w:t>
+      </w:r>
+    </w:p>
+    <w:p>
+      <w:pPr>
+        <w:pStyle w:val="BodyText"/>
+      </w:pPr>
+      <w:r>
+        <w:t xml:space="preserve">ZAYTSEV: Имя пока не назвали, но вы его знаете. Изъяли около двенадцати тысяч шприцев, а ещё принтер.</w:t>
+      </w:r>
+    </w:p>
+    <w:p>
+      <w:pPr>
+        <w:pStyle w:val="BodyText"/>
+      </w:pPr>
+      <w:r>
+        <w:t xml:space="preserve">ALEKSEY: Принтер? Значит, он печатал наши наклейки прямо там.</w:t>
+      </w:r>
+    </w:p>
+    <w:p>
+      <w:pPr>
+        <w:pStyle w:val="BodyText"/>
+      </w:pPr>
+      <w:r>
+        <w:t xml:space="preserve">ZAYTSEV: Не только ваши, а все: ваши, итальянские и ещё двух брендов. И голограммы тоже, причём без микротекста.</w:t>
+      </w:r>
+    </w:p>
+    <w:p>
+      <w:pPr>
+        <w:pStyle w:val="BodyText"/>
+      </w:pPr>
+      <w:r>
+        <w:t xml:space="preserve">ALEKSEY: Без микротекста… Значит, госпожа Чон была права с самого начала.</w:t>
+      </w:r>
+    </w:p>
+    <w:p>
+      <w:pPr>
+        <w:pStyle w:val="BodyText"/>
+      </w:pPr>
+      <w:r>
+        <w:t xml:space="preserve">ZAYTSEV: Была права. Алексей, одна просьба: сегодня никаких комментариев, ни в соцсетях, ни журналистам, даже Лаптевой.</w:t>
+      </w:r>
+    </w:p>
+    <w:p>
+      <w:pPr>
+        <w:pStyle w:val="BodyText"/>
+      </w:pPr>
+      <w:r>
+        <w:t xml:space="preserve">ALEKSEY: Понял, никаких комментариев, даже Лаптевой.</w:t>
+      </w:r>
+    </w:p>
+    <w:p>
+      <w:pPr>
+        <w:pStyle w:val="BodyText"/>
+      </w:pPr>
+      <w:r>
+        <w:t xml:space="preserve">IRINA: Алексей, я всё ещё на линии и, кажется, плачу. Скажите, это нормально?</w:t>
       </w:r>
     </w:p>
     <w:bookmarkEnd w:id="21"/>
@@ -1726,247 +1726,247 @@
         <w:pStyle w:val="FirstParagraph"/>
       </w:pPr>
       <w:r>
-        <w:t xml:space="preserve">KIRILL: Можно я скажу первым? Мы победили. Надо отпраздновать. Хотя бы торт.</w:t>
-      </w:r>
-    </w:p>
-    <w:p>
-      <w:pPr>
-        <w:pStyle w:val="BodyText"/>
-      </w:pPr>
-      <w:r>
-        <w:t xml:space="preserve">OLGA: Торт можно. Слово «победили» — нельзя.</w:t>
-      </w:r>
-    </w:p>
-    <w:p>
-      <w:pPr>
-        <w:pStyle w:val="BodyText"/>
-      </w:pPr>
-      <w:r>
-        <w:t xml:space="preserve">KIRILL: Почему? Его задержали. Двенадцать тысяч подделок.</w:t>
-      </w:r>
-    </w:p>
-    <w:p>
-      <w:pPr>
-        <w:pStyle w:val="BodyText"/>
-      </w:pPr>
-      <w:r>
-        <w:t xml:space="preserve">OLGA: Задержали — не осудили. Двадцать лет я видела, как задержанные выходят через неделю. Пока нет приговора — это не победа. Это хорошая суббота. Запомните эту разницу, Кирилл.</w:t>
-      </w:r>
-    </w:p>
-    <w:p>
-      <w:pPr>
-        <w:pStyle w:val="BodyText"/>
-      </w:pPr>
-      <w:r>
-        <w:t xml:space="preserve">ZAYTSEV: Ольга Петровна права юридически. Задержание — сорок восемь часов. Потом суд решает о мере пресечения. Он может выйти под подписку о невыезде уже сегодня вечером. Это нормально.</w:t>
-      </w:r>
-    </w:p>
-    <w:p>
-      <w:pPr>
-        <w:pStyle w:val="BodyText"/>
-      </w:pPr>
-      <w:r>
-        <w:t xml:space="preserve">DIMA: И что тогда? Он снова начнёт?</w:t>
-      </w:r>
-    </w:p>
-    <w:p>
-      <w:pPr>
-        <w:pStyle w:val="BodyText"/>
-      </w:pPr>
-      <w:r>
-        <w:t xml:space="preserve">ZAYTSEV: Не начнёт. Склада нет, принтера нет, канала нет. Но позвонить может. Кому угодно.</w:t>
-      </w:r>
-    </w:p>
-    <w:p>
-      <w:pPr>
-        <w:pStyle w:val="BodyText"/>
-      </w:pPr>
-      <w:r>
-        <w:t xml:space="preserve">ALEKSEY: Кристине?</w:t>
-      </w:r>
-    </w:p>
-    <w:p>
-      <w:pPr>
-        <w:pStyle w:val="BodyText"/>
-      </w:pPr>
-      <w:r>
-        <w:t xml:space="preserve">ZAYTSEV: Кристина — свидетель. Её защищает закон. Если он ей позвонит — это уже статья.</w:t>
-      </w:r>
-    </w:p>
-    <w:p>
-      <w:pPr>
-        <w:pStyle w:val="BodyText"/>
-      </w:pPr>
-      <w:r>
-        <w:t xml:space="preserve">KRISTINA: Я здесь. Можно? Он не звонил. С эфира — ни разу. Только «Ты пожалеешь».</w:t>
-      </w:r>
-    </w:p>
-    <w:p>
-      <w:pPr>
-        <w:pStyle w:val="BodyText"/>
-      </w:pPr>
-      <w:r>
-        <w:t xml:space="preserve">DIMA: Сохранили?</w:t>
-      </w:r>
-    </w:p>
-    <w:p>
-      <w:pPr>
-        <w:pStyle w:val="BodyText"/>
-      </w:pPr>
-      <w:r>
-        <w:t xml:space="preserve">KRISTINA: Сохранила. Отдала следователю. Скриншотом.</w:t>
-      </w:r>
-    </w:p>
-    <w:p>
-      <w:pPr>
-        <w:pStyle w:val="BodyText"/>
-      </w:pPr>
-      <w:r>
-        <w:t xml:space="preserve">IRINA: Цифры, пока все говорят. С пятницы, как вышла статья, — сорок новых заказов. Из них пять — клиники, которые уходили от нас в феврале. Пять из шести — это возвращение.</w:t>
-      </w:r>
-    </w:p>
-    <w:p>
-      <w:pPr>
-        <w:pStyle w:val="BodyText"/>
-      </w:pPr>
-      <w:r>
-        <w:t xml:space="preserve">OLGA: Пять вернулись. Без скидки?</w:t>
-      </w:r>
-    </w:p>
-    <w:p>
-      <w:pPr>
-        <w:pStyle w:val="BodyText"/>
-      </w:pPr>
-      <w:r>
-        <w:t xml:space="preserve">IRINA: С отсрочкой. Тридцать дней. Как мы предлагали. Ни одна не попросила скидку.</w:t>
-      </w:r>
-    </w:p>
-    <w:p>
-      <w:pPr>
-        <w:pStyle w:val="BodyText"/>
-      </w:pPr>
-      <w:r>
-        <w:t xml:space="preserve">DIMA: Терентьев позвонил в субботу: «Хорошо, что я вернулся до новостей, а не после».</w:t>
-      </w:r>
-    </w:p>
-    <w:p>
-      <w:pPr>
-        <w:pStyle w:val="BodyText"/>
-      </w:pPr>
-      <w:r>
-        <w:t xml:space="preserve">ALEKSEY: Хорошо, что до. Это он сам заметил. Значит, понял.</w:t>
-      </w:r>
-    </w:p>
-    <w:p>
-      <w:pPr>
-        <w:pStyle w:val="BodyText"/>
-      </w:pPr>
-      <w:r>
-        <w:t xml:space="preserve">ZOYA: Алексей Николаевич, на линии Дарья. Хочет сказать два слова. Можно на громкую?</w:t>
-      </w:r>
-    </w:p>
-    <w:p>
-      <w:pPr>
-        <w:pStyle w:val="BodyText"/>
-      </w:pPr>
-      <w:r>
-        <w:t xml:space="preserve">ALEKSEY: Можно.</w:t>
-      </w:r>
-    </w:p>
-    <w:p>
-      <w:pPr>
-        <w:pStyle w:val="BodyText"/>
-      </w:pPr>
-      <w:r>
-        <w:t xml:space="preserve">DARYA: Здравствуйте. Я видела новости. Хотела сказать спасибо. И ещё одно, самое главное: у меня всё зажило. Рубца нет. Совсем. Я каждое утро смотрю в зеркало и проверяю.</w:t>
-      </w:r>
-    </w:p>
-    <w:p>
-      <w:pPr>
-        <w:pStyle w:val="BodyText"/>
-      </w:pPr>
-      <w:r>
-        <w:t xml:space="preserve">KORNILOVA: Совсем? Я смотрела через неделю — было пятнышко.</w:t>
-      </w:r>
-    </w:p>
-    <w:p>
-      <w:pPr>
-        <w:pStyle w:val="BodyText"/>
-      </w:pPr>
-      <w:r>
-        <w:t xml:space="preserve">DARYA: Было. Ушло. Доктор, я улыбаюсь. Прямо сейчас. Вы же не видите, поэтому я говорю.</w:t>
-      </w:r>
-    </w:p>
-    <w:p>
-      <w:pPr>
-        <w:pStyle w:val="BodyText"/>
-      </w:pPr>
-      <w:r>
-        <w:t xml:space="preserve">KORNILOVA: Я слышу. Это даже лучше, чем видеть.</w:t>
-      </w:r>
-    </w:p>
-    <w:p>
-      <w:pPr>
-        <w:pStyle w:val="BodyText"/>
-      </w:pPr>
-      <w:r>
-        <w:t xml:space="preserve">VOLKOV: Воронцов? Волков. Вы видели, что было на коробках? Мои наклейки. Тысячи.</w:t>
-      </w:r>
-    </w:p>
-    <w:p>
-      <w:pPr>
-        <w:pStyle w:val="BodyText"/>
-      </w:pPr>
-      <w:r>
-        <w:t xml:space="preserve">ALEKSEY: Видел, Сергей Павлович. Наши тоже.</w:t>
-      </w:r>
-    </w:p>
-    <w:p>
-      <w:pPr>
-        <w:pStyle w:val="BodyText"/>
-      </w:pPr>
-      <w:r>
-        <w:t xml:space="preserve">VOLKOV: Двадцать лет я думал: подделки — это где-то далеко. В Китае, в Турции. А это было в Люберцах. В сорока минутах от моего главного склада. Под самым носом.</w:t>
-      </w:r>
-    </w:p>
-    <w:p>
-      <w:pPr>
-        <w:pStyle w:val="BodyText"/>
-      </w:pPr>
-      <w:r>
-        <w:t xml:space="preserve">ALEKSEY: Он знал ваши склады. Он у вас работал.</w:t>
-      </w:r>
-    </w:p>
-    <w:p>
-      <w:pPr>
-        <w:pStyle w:val="BodyText"/>
-      </w:pPr>
-      <w:r>
-        <w:t xml:space="preserve">VOLKOV: Знал. Поэтому и выбрал Люберцы. Чтобы было удобно.</w:t>
-      </w:r>
-    </w:p>
-    <w:p>
-      <w:pPr>
-        <w:pStyle w:val="BodyText"/>
-      </w:pPr>
-      <w:r>
-        <w:t xml:space="preserve">DOYUN: Лёша, доброе утро. Президент прочитал новости. Через переводчик. Хочет сказать одну фразу.</w:t>
-      </w:r>
-    </w:p>
-    <w:p>
-      <w:pPr>
-        <w:pStyle w:val="BodyText"/>
-      </w:pPr>
-      <w:r>
-        <w:t xml:space="preserve">ALEKSEY: Слушаю.</w:t>
-      </w:r>
-    </w:p>
-    <w:p>
-      <w:pPr>
-        <w:pStyle w:val="BodyText"/>
-      </w:pPr>
-      <w:r>
-        <w:t xml:space="preserve">DOYUN: Он говорит: «Не празднуйте. Помойте пол». Я не знаю, как это звучит по-русски. По-корейски это значит: «Работайте дальше, как вчера». И ещё одно слово: «Вовремя».</w:t>
+        <w:t xml:space="preserve">KIRILL: Можно я скажу первым? Мы победили, и это надо отпраздновать, хотя бы тортом.</w:t>
+      </w:r>
+    </w:p>
+    <w:p>
+      <w:pPr>
+        <w:pStyle w:val="BodyText"/>
+      </w:pPr>
+      <w:r>
+        <w:t xml:space="preserve">OLGA: Торт можно, а вот слово «победили» пока нельзя.</w:t>
+      </w:r>
+    </w:p>
+    <w:p>
+      <w:pPr>
+        <w:pStyle w:val="BodyText"/>
+      </w:pPr>
+      <w:r>
+        <w:t xml:space="preserve">KIRILL: Но почему нельзя? Его же задержали, и двенадцать тысяч подделок изъяли.</w:t>
+      </w:r>
+    </w:p>
+    <w:p>
+      <w:pPr>
+        <w:pStyle w:val="BodyText"/>
+      </w:pPr>
+      <w:r>
+        <w:t xml:space="preserve">OLGA: Задержали — не осудили. Двадцать лет я видела, как задержанные выходят через неделю. Пока нет приговора, это не победа, а просто хорошая суббота. Запомните эту разницу, Кирилл, она вам ещё пригодится.</w:t>
+      </w:r>
+    </w:p>
+    <w:p>
+      <w:pPr>
+        <w:pStyle w:val="BodyText"/>
+      </w:pPr>
+      <w:r>
+        <w:t xml:space="preserve">ZAYTSEV: С юридической точки зрения Ольга Петровна права. Задержание длится сорок восемь часов, а потом суд решает о мере пресечения. Он может выйти под подписку о невыезде уже сегодня вечером, и это совершенно нормально.</w:t>
+      </w:r>
+    </w:p>
+    <w:p>
+      <w:pPr>
+        <w:pStyle w:val="BodyText"/>
+      </w:pPr>
+      <w:r>
+        <w:t xml:space="preserve">DIMA: И что тогда будет? Он снова начнёт всё сначала?</w:t>
+      </w:r>
+    </w:p>
+    <w:p>
+      <w:pPr>
+        <w:pStyle w:val="BodyText"/>
+      </w:pPr>
+      <w:r>
+        <w:t xml:space="preserve">ZAYTSEV: Не начнёт, потому что у него нет ни склада, ни принтера, ни канала. Но позвонить он может кому угодно.</w:t>
+      </w:r>
+    </w:p>
+    <w:p>
+      <w:pPr>
+        <w:pStyle w:val="BodyText"/>
+      </w:pPr>
+      <w:r>
+        <w:t xml:space="preserve">ALEKSEY: Например, Кристине?</w:t>
+      </w:r>
+    </w:p>
+    <w:p>
+      <w:pPr>
+        <w:pStyle w:val="BodyText"/>
+      </w:pPr>
+      <w:r>
+        <w:t xml:space="preserve">ZAYTSEV: Кристина — свидетель, и её защищает закон. Если он ей позвонит, это уже будет отдельная статья.</w:t>
+      </w:r>
+    </w:p>
+    <w:p>
+      <w:pPr>
+        <w:pStyle w:val="BodyText"/>
+      </w:pPr>
+      <w:r>
+        <w:t xml:space="preserve">KRISTINA: Я здесь, можно мне сказать? Он мне ни разу не звонил после эфира, только написал «Ты пожалеешь».</w:t>
+      </w:r>
+    </w:p>
+    <w:p>
+      <w:pPr>
+        <w:pStyle w:val="BodyText"/>
+      </w:pPr>
+      <w:r>
+        <w:t xml:space="preserve">DIMA: А вы сохранили это сообщение?</w:t>
+      </w:r>
+    </w:p>
+    <w:p>
+      <w:pPr>
+        <w:pStyle w:val="BodyText"/>
+      </w:pPr>
+      <w:r>
+        <w:t xml:space="preserve">KRISTINA: Сохранила и отдала следователю скриншотом, как вы советовали.</w:t>
+      </w:r>
+    </w:p>
+    <w:p>
+      <w:pPr>
+        <w:pStyle w:val="BodyText"/>
+      </w:pPr>
+      <w:r>
+        <w:t xml:space="preserve">IRINA: Пока все говорят, вот цифры. С пятницы, когда вышла статья, пришло сорок новых заказов. Пять из них от клиник, которые ушли от нас в феврале, а пять из шести — это уже настоящее возвращение.</w:t>
+      </w:r>
+    </w:p>
+    <w:p>
+      <w:pPr>
+        <w:pStyle w:val="BodyText"/>
+      </w:pPr>
+      <w:r>
+        <w:t xml:space="preserve">OLGA: Пять клиник вернулись? И без скидки?</w:t>
+      </w:r>
+    </w:p>
+    <w:p>
+      <w:pPr>
+        <w:pStyle w:val="BodyText"/>
+      </w:pPr>
+      <w:r>
+        <w:t xml:space="preserve">IRINA: С отсрочкой на тридцать дней, как мы предлагали. И ни одна не попросила скидку.</w:t>
+      </w:r>
+    </w:p>
+    <w:p>
+      <w:pPr>
+        <w:pStyle w:val="BodyText"/>
+      </w:pPr>
+      <w:r>
+        <w:t xml:space="preserve">DIMA: Терентьев позвонил в субботу и сказал: «Хорошо, что я вернулся до новостей, а не после».</w:t>
+      </w:r>
+    </w:p>
+    <w:p>
+      <w:pPr>
+        <w:pStyle w:val="BodyText"/>
+      </w:pPr>
+      <w:r>
+        <w:t xml:space="preserve">ALEKSEY: Хорошо, что до. Он сам это заметил, значит, всё понял правильно.</w:t>
+      </w:r>
+    </w:p>
+    <w:p>
+      <w:pPr>
+        <w:pStyle w:val="BodyText"/>
+      </w:pPr>
+      <w:r>
+        <w:t xml:space="preserve">ZOYA: Алексей Николаевич, на линии Дарья, она хочет сказать два слова. Можно включить громкую связь?</w:t>
+      </w:r>
+    </w:p>
+    <w:p>
+      <w:pPr>
+        <w:pStyle w:val="BodyText"/>
+      </w:pPr>
+      <w:r>
+        <w:t xml:space="preserve">ALEKSEY: Конечно, можно, включайте.</w:t>
+      </w:r>
+    </w:p>
+    <w:p>
+      <w:pPr>
+        <w:pStyle w:val="BodyText"/>
+      </w:pPr>
+      <w:r>
+        <w:t xml:space="preserve">DARYA: Здравствуйте. Я видела новости и хотела сказать вам спасибо. И ещё одно, самое главное: у меня всё зажило, и рубца нет совсем. Я каждое утро смотрю в зеркало и проверяю, потому что до сих пор не верю.</w:t>
+      </w:r>
+    </w:p>
+    <w:p>
+      <w:pPr>
+        <w:pStyle w:val="BodyText"/>
+      </w:pPr>
+      <w:r>
+        <w:t xml:space="preserve">KORNILOVA: Совсем нет? Когда я смотрела через неделю, там было маленькое пятнышко.</w:t>
+      </w:r>
+    </w:p>
+    <w:p>
+      <w:pPr>
+        <w:pStyle w:val="BodyText"/>
+      </w:pPr>
+      <w:r>
+        <w:t xml:space="preserve">DARYA: Было, но ушло. Доктор, я сейчас улыбаюсь, и раз вы этого не видите, я говорю вслух.</w:t>
+      </w:r>
+    </w:p>
+    <w:p>
+      <w:pPr>
+        <w:pStyle w:val="BodyText"/>
+      </w:pPr>
+      <w:r>
+        <w:t xml:space="preserve">KORNILOVA: Я слышу, и это даже лучше, чем видеть.</w:t>
+      </w:r>
+    </w:p>
+    <w:p>
+      <w:pPr>
+        <w:pStyle w:val="BodyText"/>
+      </w:pPr>
+      <w:r>
+        <w:t xml:space="preserve">VOLKOV: Воронцов? Это Волков. Вы видели, что было на коробках? Мои наклейки, и их тысячи.</w:t>
+      </w:r>
+    </w:p>
+    <w:p>
+      <w:pPr>
+        <w:pStyle w:val="BodyText"/>
+      </w:pPr>
+      <w:r>
+        <w:t xml:space="preserve">ALEKSEY: Видел, Сергей Павлович, и наши тоже были.</w:t>
+      </w:r>
+    </w:p>
+    <w:p>
+      <w:pPr>
+        <w:pStyle w:val="BodyText"/>
+      </w:pPr>
+      <w:r>
+        <w:t xml:space="preserve">VOLKOV: Двадцать лет я думал, что подделки — это где-то далеко, в Китае или в Турции. А всё это было в Люберцах, в сорока минутах от моего главного склада, прямо под носом.</w:t>
+      </w:r>
+    </w:p>
+    <w:p>
+      <w:pPr>
+        <w:pStyle w:val="BodyText"/>
+      </w:pPr>
+      <w:r>
+        <w:t xml:space="preserve">ALEKSEY: Он ведь знал ваши склады, потому что работал у вас.</w:t>
+      </w:r>
+    </w:p>
+    <w:p>
+      <w:pPr>
+        <w:pStyle w:val="BodyText"/>
+      </w:pPr>
+      <w:r>
+        <w:t xml:space="preserve">VOLKOV: Знал, поэтому и выбрал Люберцы, чтобы ему было удобно.</w:t>
+      </w:r>
+    </w:p>
+    <w:p>
+      <w:pPr>
+        <w:pStyle w:val="BodyText"/>
+      </w:pPr>
+      <w:r>
+        <w:t xml:space="preserve">DOYUN: Лёша, доброе утро. Президент прочитал новости через переводчик и хочет сказать одну фразу.</w:t>
+      </w:r>
+    </w:p>
+    <w:p>
+      <w:pPr>
+        <w:pStyle w:val="BodyText"/>
+      </w:pPr>
+      <w:r>
+        <w:t xml:space="preserve">ALEKSEY: Слушаю тебя, Доюн.</w:t>
+      </w:r>
+    </w:p>
+    <w:p>
+      <w:pPr>
+        <w:pStyle w:val="BodyText"/>
+      </w:pPr>
+      <w:r>
+        <w:t xml:space="preserve">DOYUN: Он говорит: «Не празднуйте. Помойте пол». Я не знаю, как это звучит по-русски, но по-корейски это значит: «Работайте дальше, как вчера». И ещё он добавил одно слово, очень важное для него: «Вовремя».</w:t>
       </w:r>
     </w:p>
     <w:p>
@@ -1982,23 +1982,23 @@
         <w:pStyle w:val="BodyText"/>
       </w:pPr>
       <w:r>
-        <w:t xml:space="preserve">ALEKSEY: Тогда — торт и работа. Торт — в обед. Работа — сейчас.</w:t>
-      </w:r>
-    </w:p>
-    <w:p>
-      <w:pPr>
-        <w:pStyle w:val="BodyText"/>
-      </w:pPr>
-      <w:r>
-        <w:t xml:space="preserve">KIRILL: Торт без слова «победа»?</w:t>
-      </w:r>
-    </w:p>
-    <w:p>
-      <w:pPr>
-        <w:pStyle w:val="BodyText"/>
-      </w:pPr>
-      <w:r>
-        <w:t xml:space="preserve">OLGA: Торт со словом «суббота». Хорошая суббота. Это и напишите кремом.</w:t>
+        <w:t xml:space="preserve">ALEKSEY: Тогда у нас будут и торт, и работа: торт в обед, а работа прямо сейчас.</w:t>
+      </w:r>
+    </w:p>
+    <w:p>
+      <w:pPr>
+        <w:pStyle w:val="BodyText"/>
+      </w:pPr>
+      <w:r>
+        <w:t xml:space="preserve">KIRILL: А торт будет без слова «победа»?</w:t>
+      </w:r>
+    </w:p>
+    <w:p>
+      <w:pPr>
+        <w:pStyle w:val="BodyText"/>
+      </w:pPr>
+      <w:r>
+        <w:t xml:space="preserve">OLGA: Торт будет со словом «суббота», точнее: «Хорошая суббота». Вот это и напишите кремом.</w:t>
       </w:r>
     </w:p>
     <w:bookmarkEnd w:id="22"/>
@@ -2016,239 +2016,239 @@
         <w:pStyle w:val="FirstParagraph"/>
       </w:pPr>
       <w:r>
-        <w:t xml:space="preserve">IRINA: Три недели. Цифры. Май к январю — плюс восемнадцать процентов. Впервые после февраля мы выше января.</w:t>
-      </w:r>
-    </w:p>
-    <w:p>
-      <w:pPr>
-        <w:pStyle w:val="BodyText"/>
-      </w:pPr>
-      <w:r>
-        <w:t xml:space="preserve">DIMA: Из шести ушедших клиник вернулись пять. Шестая — закрылась сама. Аренда.</w:t>
-      </w:r>
-    </w:p>
-    <w:p>
-      <w:pPr>
-        <w:pStyle w:val="BodyText"/>
-      </w:pPr>
-      <w:r>
-        <w:t xml:space="preserve">OLEG: И мой бонус. Я впервые с февраля заработал больше гарантированного минимума.</w:t>
-      </w:r>
-    </w:p>
-    <w:p>
-      <w:pPr>
-        <w:pStyle w:val="BodyText"/>
-      </w:pPr>
-      <w:r>
-        <w:t xml:space="preserve">ALEKSEY: Значит, минимум вам больше не нужен?</w:t>
-      </w:r>
-    </w:p>
-    <w:p>
-      <w:pPr>
-        <w:pStyle w:val="BodyText"/>
-      </w:pPr>
-      <w:r>
-        <w:t xml:space="preserve">OLEG: Нужен. До тридцатого сентября. Я хочу посмотреть, как вы его отмените. По правилам.</w:t>
-      </w:r>
-    </w:p>
-    <w:p>
-      <w:pPr>
-        <w:pStyle w:val="BodyText"/>
-      </w:pPr>
-      <w:r>
-        <w:t xml:space="preserve">IRINA: Отменим по правилам. Тридцатого сентября. Это в протоколе.</w:t>
-      </w:r>
-    </w:p>
-    <w:p>
-      <w:pPr>
-        <w:pStyle w:val="BodyText"/>
-      </w:pPr>
-      <w:r>
-        <w:t xml:space="preserve">OLEG: Запомню дату. Я её уже обвёл в календаре.</w:t>
-      </w:r>
-    </w:p>
-    <w:p>
-      <w:pPr>
-        <w:pStyle w:val="BodyText"/>
-      </w:pPr>
-      <w:r>
-        <w:t xml:space="preserve">KIRILL: Канал «Korea Filler Opt» удалён. Совсем. Двенадцать тысяч подписчиков — в никуда.</w:t>
-      </w:r>
-    </w:p>
-    <w:p>
-      <w:pPr>
-        <w:pStyle w:val="BodyText"/>
-      </w:pPr>
-      <w:r>
-        <w:t xml:space="preserve">KRISTINA: Не в никуда. Ко мне пишут девочки. Сорок человек за неделю. Спрашивают про курс.</w:t>
-      </w:r>
-    </w:p>
-    <w:p>
-      <w:pPr>
-        <w:pStyle w:val="BodyText"/>
-      </w:pPr>
-      <w:r>
-        <w:t xml:space="preserve">KORNILOVA: Сорок. Значит, следующий курс — два. Суббота и воскресенье. Я выдержу.</w:t>
-      </w:r>
-    </w:p>
-    <w:p>
-      <w:pPr>
-        <w:pStyle w:val="BodyText"/>
-      </w:pPr>
-      <w:r>
-        <w:t xml:space="preserve">OLGA: Выдержите. Но в воскресенье — без меня. В воскресенье я на балконе.</w:t>
-      </w:r>
-    </w:p>
-    <w:p>
-      <w:pPr>
-        <w:pStyle w:val="BodyText"/>
-      </w:pPr>
-      <w:r>
-        <w:t xml:space="preserve">KORNILOVA: Балкон — это святое. Я не спорю.</w:t>
-      </w:r>
-    </w:p>
-    <w:p>
-      <w:pPr>
-        <w:pStyle w:val="BodyText"/>
-      </w:pPr>
-      <w:r>
-        <w:t xml:space="preserve">ZOYA: Звонков с белым пятном за май — шесть. Все шесть — вовремя. В течение часа.</w:t>
-      </w:r>
-    </w:p>
-    <w:p>
-      <w:pPr>
-        <w:pStyle w:val="BodyText"/>
-      </w:pPr>
-      <w:r>
-        <w:t xml:space="preserve">KORNILOVA: Шесть. И все в течение часа. Это и есть результат. Не заголовок. Это.</w:t>
-      </w:r>
-    </w:p>
-    <w:p>
-      <w:pPr>
-        <w:pStyle w:val="BodyText"/>
-      </w:pPr>
-      <w:r>
-        <w:t xml:space="preserve">DIMA: Галина Петровна звонила. Ассоциация приняла наш формат кодов. Сорок клиник. С июля.</w:t>
-      </w:r>
-    </w:p>
-    <w:p>
-      <w:pPr>
-        <w:pStyle w:val="BodyText"/>
-      </w:pPr>
-      <w:r>
-        <w:t xml:space="preserve">IRINA: И Шубин. Брюссель сказал «да». Европейский бренд входит в рабочую группу.</w:t>
-      </w:r>
-    </w:p>
-    <w:p>
-      <w:pPr>
-        <w:pStyle w:val="BodyText"/>
-      </w:pPr>
-      <w:r>
-        <w:t xml:space="preserve">OLGA: Шубин. Месяц назад — «три-четыре процента». Теперь — «да». Семь заявлений — сильный аргумент.</w:t>
-      </w:r>
-    </w:p>
-    <w:p>
-      <w:pPr>
-        <w:pStyle w:val="BodyText"/>
-      </w:pPr>
-      <w:r>
-        <w:t xml:space="preserve">ALEKSEY: Семь заявлений и одна статья. И сорок складов Волкова.</w:t>
-      </w:r>
-    </w:p>
-    <w:p>
-      <w:pPr>
-        <w:pStyle w:val="BodyText"/>
-      </w:pPr>
-      <w:r>
-        <w:t xml:space="preserve">KIRILL: Алексей Николаевич, теперь можно сказать «победа»?</w:t>
-      </w:r>
-    </w:p>
-    <w:p>
-      <w:pPr>
-        <w:pStyle w:val="BodyText"/>
-      </w:pPr>
-      <w:r>
-        <w:t xml:space="preserve">OLGA: Кирилл, вы неисправимы.</w:t>
-      </w:r>
-    </w:p>
-    <w:p>
-      <w:pPr>
-        <w:pStyle w:val="BodyText"/>
-      </w:pPr>
-      <w:r>
-        <w:t xml:space="preserve">KIRILL: Я учусь. Медленно, но учусь. С третьей попытки.</w:t>
-      </w:r>
-    </w:p>
-    <w:p>
-      <w:pPr>
-        <w:pStyle w:val="BodyText"/>
-      </w:pPr>
-      <w:r>
-        <w:t xml:space="preserve">ALEKSEY: Нет. Пока нельзя. Суд ещё впереди. Но можно сказать другое слово.</w:t>
-      </w:r>
-    </w:p>
-    <w:p>
-      <w:pPr>
-        <w:pStyle w:val="BodyText"/>
-      </w:pPr>
-      <w:r>
-        <w:t xml:space="preserve">KIRILL: Какое?</w:t>
-      </w:r>
-    </w:p>
-    <w:p>
-      <w:pPr>
-        <w:pStyle w:val="BodyText"/>
-      </w:pPr>
-      <w:r>
-        <w:t xml:space="preserve">ALEKSEY: Справедливость. Маленькая. Сегодняшняя. Не навсегда.</w:t>
-      </w:r>
-    </w:p>
-    <w:p>
-      <w:pPr>
-        <w:pStyle w:val="BodyText"/>
-      </w:pPr>
-      <w:r>
-        <w:t xml:space="preserve">IRINA: Справедливость с ограниченным сроком. Как наш гарантированный минимум до сентября.</w:t>
-      </w:r>
-    </w:p>
-    <w:p>
-      <w:pPr>
-        <w:pStyle w:val="BodyText"/>
-      </w:pPr>
-      <w:r>
-        <w:t xml:space="preserve">DIMA: Алексей Николаевич, звонок. Незнакомый номер. Мужчина. Просит вас лично.</w:t>
-      </w:r>
-    </w:p>
-    <w:p>
-      <w:pPr>
-        <w:pStyle w:val="BodyText"/>
-      </w:pPr>
-      <w:r>
-        <w:t xml:space="preserve">ALEKSEY: Кто?</w:t>
-      </w:r>
-    </w:p>
-    <w:p>
-      <w:pPr>
-        <w:pStyle w:val="BodyText"/>
-      </w:pPr>
-      <w:r>
-        <w:t xml:space="preserve">DIMA: Говорит: «Он знает. Я желал ему удачи».</w:t>
-      </w:r>
-    </w:p>
-    <w:p>
-      <w:pPr>
-        <w:pStyle w:val="BodyText"/>
-      </w:pPr>
-      <w:r>
-        <w:t xml:space="preserve">OLGA: Бойко. Его выпустили под подписку. Я так и говорила.</w:t>
-      </w:r>
-    </w:p>
-    <w:p>
-      <w:pPr>
-        <w:pStyle w:val="BodyText"/>
-      </w:pPr>
-      <w:r>
-        <w:t xml:space="preserve">ALEKSEY: Переведите. С записью. Я скажу ему.</w:t>
+        <w:t xml:space="preserve">IRINA: Прошло три недели, и вот цифры. Май к январю — плюс восемнадцать процентов, то есть впервые после февраля мы выше января.</w:t>
+      </w:r>
+    </w:p>
+    <w:p>
+      <w:pPr>
+        <w:pStyle w:val="BodyText"/>
+      </w:pPr>
+      <w:r>
+        <w:t xml:space="preserve">DIMA: Из шести ушедших клиник вернулись пять, а шестая закрылась сама, потому что не потянула аренду.</w:t>
+      </w:r>
+    </w:p>
+    <w:p>
+      <w:pPr>
+        <w:pStyle w:val="BodyText"/>
+      </w:pPr>
+      <w:r>
+        <w:t xml:space="preserve">OLEG: И ещё мой бонус: впервые с февраля я заработал больше гарантированного минимума.</w:t>
+      </w:r>
+    </w:p>
+    <w:p>
+      <w:pPr>
+        <w:pStyle w:val="BodyText"/>
+      </w:pPr>
+      <w:r>
+        <w:t xml:space="preserve">ALEKSEY: Значит, минимум вам больше не нужен, Олег?</w:t>
+      </w:r>
+    </w:p>
+    <w:p>
+      <w:pPr>
+        <w:pStyle w:val="BodyText"/>
+      </w:pPr>
+      <w:r>
+        <w:t xml:space="preserve">OLEG: Нужен, до тридцатого сентября. Я хочу посмотреть, как вы его отмените, по всем правилам.</w:t>
+      </w:r>
+    </w:p>
+    <w:p>
+      <w:pPr>
+        <w:pStyle w:val="BodyText"/>
+      </w:pPr>
+      <w:r>
+        <w:t xml:space="preserve">IRINA: Отменим строго по правилам, тридцатого сентября, это записано в протоколе.</w:t>
+      </w:r>
+    </w:p>
+    <w:p>
+      <w:pPr>
+        <w:pStyle w:val="BodyText"/>
+      </w:pPr>
+      <w:r>
+        <w:t xml:space="preserve">OLEG: Я запомню эту дату. Я её уже обвёл в календаре красным.</w:t>
+      </w:r>
+    </w:p>
+    <w:p>
+      <w:pPr>
+        <w:pStyle w:val="BodyText"/>
+      </w:pPr>
+      <w:r>
+        <w:t xml:space="preserve">KIRILL: Канал «Korea Filler Opt» удалили совсем, и двенадцать тысяч подписчиков ушли в никуда.</w:t>
+      </w:r>
+    </w:p>
+    <w:p>
+      <w:pPr>
+        <w:pStyle w:val="BodyText"/>
+      </w:pPr>
+      <w:r>
+        <w:t xml:space="preserve">KRISTINA: Не в никуда, потому что девочки пишут мне: сорок человек за неделю спрашивают про курс.</w:t>
+      </w:r>
+    </w:p>
+    <w:p>
+      <w:pPr>
+        <w:pStyle w:val="BodyText"/>
+      </w:pPr>
+      <w:r>
+        <w:t xml:space="preserve">KORNILOVA: Сорок? Значит, следующих курсов будет два, в субботу и в воскресенье. Я выдержу.</w:t>
+      </w:r>
+    </w:p>
+    <w:p>
+      <w:pPr>
+        <w:pStyle w:val="BodyText"/>
+      </w:pPr>
+      <w:r>
+        <w:t xml:space="preserve">OLGA: Выдержите, но в воскресенье без меня, потому что в воскресенье я на балконе.</w:t>
+      </w:r>
+    </w:p>
+    <w:p>
+      <w:pPr>
+        <w:pStyle w:val="BodyText"/>
+      </w:pPr>
+      <w:r>
+        <w:t xml:space="preserve">KORNILOVA: Балкон — это святое, я даже не спорю.</w:t>
+      </w:r>
+    </w:p>
+    <w:p>
+      <w:pPr>
+        <w:pStyle w:val="BodyText"/>
+      </w:pPr>
+      <w:r>
+        <w:t xml:space="preserve">ZOYA: За май было шесть звонков с белым пятном, и все шесть вовремя, в течение часа.</w:t>
+      </w:r>
+    </w:p>
+    <w:p>
+      <w:pPr>
+        <w:pStyle w:val="BodyText"/>
+      </w:pPr>
+      <w:r>
+        <w:t xml:space="preserve">KORNILOVA: Шесть, и все в течение часа. Вот это и есть результат, а вовсе не заголовок в газете.</w:t>
+      </w:r>
+    </w:p>
+    <w:p>
+      <w:pPr>
+        <w:pStyle w:val="BodyText"/>
+      </w:pPr>
+      <w:r>
+        <w:t xml:space="preserve">DIMA: Звонила Галина Петровна: ассоциация приняла наш формат кодов, сорок клиник с июля.</w:t>
+      </w:r>
+    </w:p>
+    <w:p>
+      <w:pPr>
+        <w:pStyle w:val="BodyText"/>
+      </w:pPr>
+      <w:r>
+        <w:t xml:space="preserve">IRINA: И Шубин тоже: Брюссель сказал «да», и европейский бренд входит в рабочую группу.</w:t>
+      </w:r>
+    </w:p>
+    <w:p>
+      <w:pPr>
+        <w:pStyle w:val="BodyText"/>
+      </w:pPr>
+      <w:r>
+        <w:t xml:space="preserve">OLGA: Шубин… Месяц назад у него были «три-четыре процента», а теперь «да». Семь заявлений — сильный аргумент.</w:t>
+      </w:r>
+    </w:p>
+    <w:p>
+      <w:pPr>
+        <w:pStyle w:val="BodyText"/>
+      </w:pPr>
+      <w:r>
+        <w:t xml:space="preserve">ALEKSEY: Семь заявлений, одна статья и сорок складов Волкова.</w:t>
+      </w:r>
+    </w:p>
+    <w:p>
+      <w:pPr>
+        <w:pStyle w:val="BodyText"/>
+      </w:pPr>
+      <w:r>
+        <w:t xml:space="preserve">KIRILL: Алексей Николаевич, а теперь уже можно сказать «победа»?</w:t>
+      </w:r>
+    </w:p>
+    <w:p>
+      <w:pPr>
+        <w:pStyle w:val="BodyText"/>
+      </w:pPr>
+      <w:r>
+        <w:t xml:space="preserve">OLGA: Кирилл, вы просто неисправимы, честное слово.</w:t>
+      </w:r>
+    </w:p>
+    <w:p>
+      <w:pPr>
+        <w:pStyle w:val="BodyText"/>
+      </w:pPr>
+      <w:r>
+        <w:t xml:space="preserve">KIRILL: Я учусь, медленно, но учусь, как всегда, с третьей попытки.</w:t>
+      </w:r>
+    </w:p>
+    <w:p>
+      <w:pPr>
+        <w:pStyle w:val="BodyText"/>
+      </w:pPr>
+      <w:r>
+        <w:t xml:space="preserve">ALEKSEY: Нет, пока нельзя, потому что суд ещё впереди. Но можно сказать другое слово.</w:t>
+      </w:r>
+    </w:p>
+    <w:p>
+      <w:pPr>
+        <w:pStyle w:val="BodyText"/>
+      </w:pPr>
+      <w:r>
+        <w:t xml:space="preserve">KIRILL: И какое же это слово?</w:t>
+      </w:r>
+    </w:p>
+    <w:p>
+      <w:pPr>
+        <w:pStyle w:val="BodyText"/>
+      </w:pPr>
+      <w:r>
+        <w:t xml:space="preserve">ALEKSEY: Справедливость. Маленькая, сегодняшняя и не навсегда.</w:t>
+      </w:r>
+    </w:p>
+    <w:p>
+      <w:pPr>
+        <w:pStyle w:val="BodyText"/>
+      </w:pPr>
+      <w:r>
+        <w:t xml:space="preserve">IRINA: Справедливость с ограниченным сроком, совсем как наш гарантированный минимум до сентября.</w:t>
+      </w:r>
+    </w:p>
+    <w:p>
+      <w:pPr>
+        <w:pStyle w:val="BodyText"/>
+      </w:pPr>
+      <w:r>
+        <w:t xml:space="preserve">DIMA: Алексей Николаевич, звонок с незнакомого номера. Мужчина просит вас лично.</w:t>
+      </w:r>
+    </w:p>
+    <w:p>
+      <w:pPr>
+        <w:pStyle w:val="BodyText"/>
+      </w:pPr>
+      <w:r>
+        <w:t xml:space="preserve">ALEKSEY: А кто это, он представился?</w:t>
+      </w:r>
+    </w:p>
+    <w:p>
+      <w:pPr>
+        <w:pStyle w:val="BodyText"/>
+      </w:pPr>
+      <w:r>
+        <w:t xml:space="preserve">DIMA: Он говорит: «Он знает. Я желал ему удачи».</w:t>
+      </w:r>
+    </w:p>
+    <w:p>
+      <w:pPr>
+        <w:pStyle w:val="BodyText"/>
+      </w:pPr>
+      <w:r>
+        <w:t xml:space="preserve">OLGA: Это Бойко. Его выпустили под подписку, как я и говорила.</w:t>
+      </w:r>
+    </w:p>
+    <w:p>
+      <w:pPr>
+        <w:pStyle w:val="BodyText"/>
+      </w:pPr>
+      <w:r>
+        <w:t xml:space="preserve">ALEKSEY: Переведите его на меня и включите запись. Я сам ему всё скажу.</w:t>
       </w:r>
     </w:p>
     <w:bookmarkEnd w:id="23"/>
@@ -2266,199 +2266,199 @@
         <w:pStyle w:val="FirstParagraph"/>
       </w:pPr>
       <w:r>
-        <w:t xml:space="preserve">ARTUR: Пришёл. Думал, не придёшь. Записываешь, конечно? Записывай. Я пришёл не ругаться.</w:t>
-      </w:r>
-    </w:p>
-    <w:p>
-      <w:pPr>
-        <w:pStyle w:val="BodyText"/>
-      </w:pPr>
-      <w:r>
-        <w:t xml:space="preserve">ALEKSEY: Записываю. Предупреждаю. Тогда зачем пришёл?</w:t>
-      </w:r>
-    </w:p>
-    <w:p>
-      <w:pPr>
-        <w:pStyle w:val="BodyText"/>
-      </w:pPr>
-      <w:r>
-        <w:t xml:space="preserve">ARTUR: Предложить. Ты говоришь следователю, что у «Моста» нет претензий. Я возвращаю тебе всё, что ты потратил на линию. Два миллиона. Наличными, если хочешь. Завтра же.</w:t>
-      </w:r>
-    </w:p>
-    <w:p>
-      <w:pPr>
-        <w:pStyle w:val="BodyText"/>
-      </w:pPr>
-      <w:r>
-        <w:t xml:space="preserve">ALEKSEY: Наличными. Артур, ты правда меня не знаешь.</w:t>
-      </w:r>
-    </w:p>
-    <w:p>
-      <w:pPr>
-        <w:pStyle w:val="BodyText"/>
-      </w:pPr>
-      <w:r>
-        <w:t xml:space="preserve">ARTUR: Тогда безналом. Как хочешь. Мне нужно, чтобы ты отозвал заявление.</w:t>
-      </w:r>
-    </w:p>
-    <w:p>
-      <w:pPr>
-        <w:pStyle w:val="BodyText"/>
-      </w:pPr>
-      <w:r>
-        <w:t xml:space="preserve">ALEKSEY: Заявление нельзя отозвать. Дело — по уголовной статье. Это не мои претензии. Это претензии государства.</w:t>
-      </w:r>
-    </w:p>
-    <w:p>
-      <w:pPr>
-        <w:pStyle w:val="BodyText"/>
-      </w:pPr>
-      <w:r>
-        <w:t xml:space="preserve">ARTUR: Ты можешь сказать, что ошибся. Что подделки не твои. Что ты не уверен.</w:t>
-      </w:r>
-    </w:p>
-    <w:p>
-      <w:pPr>
-        <w:pStyle w:val="BodyText"/>
-      </w:pPr>
-      <w:r>
-        <w:t xml:space="preserve">ALEKSEY: Я уверен. И лаборатория уверена. И Сеул. И двенадцать тысяч шприцев в ангаре.</w:t>
-      </w:r>
-    </w:p>
-    <w:p>
-      <w:pPr>
-        <w:pStyle w:val="BodyText"/>
-      </w:pPr>
-      <w:r>
-        <w:t xml:space="preserve">ARTUR: Двенадцать тысяч. Знаешь, сколько я в них вложил? Всё. Квартиру. Машину. Всё.</w:t>
-      </w:r>
-    </w:p>
-    <w:p>
-      <w:pPr>
-        <w:pStyle w:val="BodyText"/>
-      </w:pPr>
-      <w:r>
-        <w:t xml:space="preserve">ALEKSEY: Знаю, как это. Я тоже вложил квартиру. Дважды. Только в другое.</w:t>
-      </w:r>
-    </w:p>
-    <w:p>
-      <w:pPr>
-        <w:pStyle w:val="BodyText"/>
-      </w:pPr>
-      <w:r>
-        <w:t xml:space="preserve">ARTUR: В другое. В честное, да? Красиво. Как всегда.</w:t>
-      </w:r>
-    </w:p>
-    <w:p>
-      <w:pPr>
-        <w:pStyle w:val="BodyText"/>
-      </w:pPr>
-      <w:r>
-        <w:t xml:space="preserve">ALEKSEY: Артур, мне сказали: если придёшь с извинениями — выслушать до конца. Ты пришёл с предложением. Но я всё равно выслушаю. До конца. Говори, у тебя есть время.</w:t>
-      </w:r>
-    </w:p>
-    <w:p>
-      <w:pPr>
-        <w:pStyle w:val="BodyText"/>
-      </w:pPr>
-      <w:r>
-        <w:t xml:space="preserve">ARTUR: Кто сказал? Ланской?</w:t>
-      </w:r>
-    </w:p>
-    <w:p>
-      <w:pPr>
-        <w:pStyle w:val="BodyText"/>
-      </w:pPr>
-      <w:r>
-        <w:t xml:space="preserve">ALEKSEY: Он. Он однажды не написал заявление. Много лет жалеет.</w:t>
-      </w:r>
-    </w:p>
-    <w:p>
-      <w:pPr>
-        <w:pStyle w:val="BodyText"/>
-      </w:pPr>
-      <w:r>
-        <w:t xml:space="preserve">ARTUR: Ланской… Ладно. Хочешь до конца? Слушай. Я в фарме тоже хотел честно. Первый год. Ещё до Волкова. Мне сказали: «План — или уходи». Я выбрал план. И больше не выбирал.</w:t>
-      </w:r>
-    </w:p>
-    <w:p>
-      <w:pPr>
-        <w:pStyle w:val="BodyText"/>
-      </w:pPr>
-      <w:r>
-        <w:t xml:space="preserve">ALEKSEY: Мне сказали то же самое. Слово в слово. Я выбрал «уходи».</w:t>
-      </w:r>
-    </w:p>
-    <w:p>
-      <w:pPr>
-        <w:pStyle w:val="BodyText"/>
-      </w:pPr>
-      <w:r>
-        <w:t xml:space="preserve">ARTUR: И стал героем газеты. А я — тем, кого выносят в масках.</w:t>
-      </w:r>
-    </w:p>
-    <w:p>
-      <w:pPr>
-        <w:pStyle w:val="BodyText"/>
-      </w:pPr>
-      <w:r>
-        <w:t xml:space="preserve">ALEKSEY: Я не герой. У меня двадцать человек, картонка и линия, которая звонит в полночь.</w:t>
-      </w:r>
-    </w:p>
-    <w:p>
-      <w:pPr>
-        <w:pStyle w:val="BodyText"/>
-      </w:pPr>
-      <w:r>
-        <w:t xml:space="preserve">ARTUR: Я одного не понимаю. Почему ты не согласился? Два миллиона. Ты бы закрыл свои расходы.</w:t>
-      </w:r>
-    </w:p>
-    <w:p>
-      <w:pPr>
-        <w:pStyle w:val="BodyText"/>
-      </w:pPr>
-      <w:r>
-        <w:t xml:space="preserve">ALEKSEY: Потому что мои расходы — это губа Дарьи. Её не закрывают деньгами. Её закрывают тем, что следующей Дарьи не будет. Или она позвонит вовремя, в первый же час.</w:t>
-      </w:r>
-    </w:p>
-    <w:p>
-      <w:pPr>
-        <w:pStyle w:val="BodyText"/>
-      </w:pPr>
-      <w:r>
-        <w:t xml:space="preserve">ARTUR: Следующая будет. Всегда будет. Не я — так другой.</w:t>
-      </w:r>
-    </w:p>
-    <w:p>
-      <w:pPr>
-        <w:pStyle w:val="BodyText"/>
-      </w:pPr>
-      <w:r>
-        <w:t xml:space="preserve">ALEKSEY: Может быть. Но у следующей будет номер на стене. И код на шприце.</w:t>
-      </w:r>
-    </w:p>
-    <w:p>
-      <w:pPr>
-        <w:pStyle w:val="BodyText"/>
-      </w:pPr>
-      <w:r>
-        <w:t xml:space="preserve">ARTUR: Ладно. Я всё понял. Удачи…</w:t>
-      </w:r>
-    </w:p>
-    <w:p>
-      <w:pPr>
-        <w:pStyle w:val="BodyText"/>
-      </w:pPr>
-      <w:r>
-        <w:t xml:space="preserve">ALEKSEY: Не надо. Не желай. Иди к адвокату, Артур. Это бесплатный совет.</w:t>
-      </w:r>
-    </w:p>
-    <w:p>
-      <w:pPr>
-        <w:pStyle w:val="BodyText"/>
-      </w:pPr>
-      <w:r>
-        <w:t xml:space="preserve">ARTUR: Бесплатный. От тебя — первое бесплатное за восемь лет.</w:t>
+        <w:t xml:space="preserve">ARTUR: Пришёл всё-таки, а я думал, что не придёшь. Записываешь, конечно? Записывай, я пришёл не ругаться.</w:t>
+      </w:r>
+    </w:p>
+    <w:p>
+      <w:pPr>
+        <w:pStyle w:val="BodyText"/>
+      </w:pPr>
+      <w:r>
+        <w:t xml:space="preserve">ALEKSEY: Записываю и сразу тебя предупреждаю. Тогда зачем ты пришёл?</w:t>
+      </w:r>
+    </w:p>
+    <w:p>
+      <w:pPr>
+        <w:pStyle w:val="BodyText"/>
+      </w:pPr>
+      <w:r>
+        <w:t xml:space="preserve">ARTUR: Чтобы предложить. Ты говоришь следователю, что у «Моста» нет претензий, а я возвращаю тебе всё, что ты потратил на линию, два миллиона. Наличными, если хочешь, и завтра же, без всяких бумаг.</w:t>
+      </w:r>
+    </w:p>
+    <w:p>
+      <w:pPr>
+        <w:pStyle w:val="BodyText"/>
+      </w:pPr>
+      <w:r>
+        <w:t xml:space="preserve">ALEKSEY: Наличными… Артур, ты правда меня совсем не знаешь.</w:t>
+      </w:r>
+    </w:p>
+    <w:p>
+      <w:pPr>
+        <w:pStyle w:val="BodyText"/>
+      </w:pPr>
+      <w:r>
+        <w:t xml:space="preserve">ARTUR: Тогда безналом, как хочешь. Мне только нужно, чтобы ты отозвал заявление.</w:t>
+      </w:r>
+    </w:p>
+    <w:p>
+      <w:pPr>
+        <w:pStyle w:val="BodyText"/>
+      </w:pPr>
+      <w:r>
+        <w:t xml:space="preserve">ALEKSEY: Заявление нельзя отозвать, потому что дело идёт по уголовной статье. Это не мои претензии. Это претензии государства.</w:t>
+      </w:r>
+    </w:p>
+    <w:p>
+      <w:pPr>
+        <w:pStyle w:val="BodyText"/>
+      </w:pPr>
+      <w:r>
+        <w:t xml:space="preserve">ARTUR: Ты можешь сказать, что ошибся, что подделки не твои или что ты не уверен.</w:t>
+      </w:r>
+    </w:p>
+    <w:p>
+      <w:pPr>
+        <w:pStyle w:val="BodyText"/>
+      </w:pPr>
+      <w:r>
+        <w:t xml:space="preserve">ALEKSEY: Но я уверен. И лаборатория уверена, и Сеул, и двенадцать тысяч шприцев в ангаре тоже.</w:t>
+      </w:r>
+    </w:p>
+    <w:p>
+      <w:pPr>
+        <w:pStyle w:val="BodyText"/>
+      </w:pPr>
+      <w:r>
+        <w:t xml:space="preserve">ARTUR: Двенадцать тысяч… Знаешь, сколько я в них вложил? Всё: квартиру, машину, вообще всё.</w:t>
+      </w:r>
+    </w:p>
+    <w:p>
+      <w:pPr>
+        <w:pStyle w:val="BodyText"/>
+      </w:pPr>
+      <w:r>
+        <w:t xml:space="preserve">ALEKSEY: Знаю, каково это, потому что я тоже вложил квартиру, и даже дважды, только в другое.</w:t>
+      </w:r>
+    </w:p>
+    <w:p>
+      <w:pPr>
+        <w:pStyle w:val="BodyText"/>
+      </w:pPr>
+      <w:r>
+        <w:t xml:space="preserve">ARTUR: В другое, то есть в честное, да? Красиво говоришь, как всегда.</w:t>
+      </w:r>
+    </w:p>
+    <w:p>
+      <w:pPr>
+        <w:pStyle w:val="BodyText"/>
+      </w:pPr>
+      <w:r>
+        <w:t xml:space="preserve">ALEKSEY: Артур, мне сказали: если придёшь с извинениями, выслушать до конца. Ты пришёл не с извинениями, а с предложением, но я всё равно выслушаю тебя до конца. Говори, у тебя есть время, я никуда не тороплюсь.</w:t>
+      </w:r>
+    </w:p>
+    <w:p>
+      <w:pPr>
+        <w:pStyle w:val="BodyText"/>
+      </w:pPr>
+      <w:r>
+        <w:t xml:space="preserve">ARTUR: А кто тебе это сказал? Ланской?</w:t>
+      </w:r>
+    </w:p>
+    <w:p>
+      <w:pPr>
+        <w:pStyle w:val="BodyText"/>
+      </w:pPr>
+      <w:r>
+        <w:t xml:space="preserve">ALEKSEY: Он. Однажды он не написал заявление и жалеет об этом уже много лет.</w:t>
+      </w:r>
+    </w:p>
+    <w:p>
+      <w:pPr>
+        <w:pStyle w:val="BodyText"/>
+      </w:pPr>
+      <w:r>
+        <w:t xml:space="preserve">ARTUR: Ланской… Ладно, хочешь до конца, тогда слушай. Я в фарме тоже хотел работать честно, в первый год, ещё до Волкова. Но мне сказали: «План — или уходи». Я выбрал план, и с тех пор больше ни разу не выбирал.</w:t>
+      </w:r>
+    </w:p>
+    <w:p>
+      <w:pPr>
+        <w:pStyle w:val="BodyText"/>
+      </w:pPr>
+      <w:r>
+        <w:t xml:space="preserve">ALEKSEY: Мне сказали то же самое, слово в слово, но я выбрал «уходи».</w:t>
+      </w:r>
+    </w:p>
+    <w:p>
+      <w:pPr>
+        <w:pStyle w:val="BodyText"/>
+      </w:pPr>
+      <w:r>
+        <w:t xml:space="preserve">ARTUR: И стал героем газеты, а я стал тем, кого выносят люди в масках.</w:t>
+      </w:r>
+    </w:p>
+    <w:p>
+      <w:pPr>
+        <w:pStyle w:val="BodyText"/>
+      </w:pPr>
+      <w:r>
+        <w:t xml:space="preserve">ALEKSEY: Я не герой. У меня двадцать человек, картонка над дверью и линия, которая звонит в полночь.</w:t>
+      </w:r>
+    </w:p>
+    <w:p>
+      <w:pPr>
+        <w:pStyle w:val="BodyText"/>
+      </w:pPr>
+      <w:r>
+        <w:t xml:space="preserve">ARTUR: Одного я не понимаю: почему ты не согласился? Два миллиона, и ты бы закрыл свои расходы.</w:t>
+      </w:r>
+    </w:p>
+    <w:p>
+      <w:pPr>
+        <w:pStyle w:val="BodyText"/>
+      </w:pPr>
+      <w:r>
+        <w:t xml:space="preserve">ALEKSEY: Потому что мои расходы — это губа Дарьи. Её не закрывают деньгами. Её закрывают тем, что следующей Дарьи не будет. Или она позвонит вовремя, в первый же час, и ей обязательно ответят, где бы она ни купила гель.</w:t>
+      </w:r>
+    </w:p>
+    <w:p>
+      <w:pPr>
+        <w:pStyle w:val="BodyText"/>
+      </w:pPr>
+      <w:r>
+        <w:t xml:space="preserve">ARTUR: Следующая будет, она всегда будет. Не я, так другой.</w:t>
+      </w:r>
+    </w:p>
+    <w:p>
+      <w:pPr>
+        <w:pStyle w:val="BodyText"/>
+      </w:pPr>
+      <w:r>
+        <w:t xml:space="preserve">ALEKSEY: Может быть. Но у следующей будет номер на стене и код на шприце.</w:t>
+      </w:r>
+    </w:p>
+    <w:p>
+      <w:pPr>
+        <w:pStyle w:val="BodyText"/>
+      </w:pPr>
+      <w:r>
+        <w:t xml:space="preserve">ARTUR: Ладно, я всё понял. Удачи тебе…</w:t>
+      </w:r>
+    </w:p>
+    <w:p>
+      <w:pPr>
+        <w:pStyle w:val="BodyText"/>
+      </w:pPr>
+      <w:r>
+        <w:t xml:space="preserve">ALEKSEY: Не надо, не желай мне ничего. Иди к адвокату, Артур, и это бесплатный совет.</w:t>
+      </w:r>
+    </w:p>
+    <w:p>
+      <w:pPr>
+        <w:pStyle w:val="BodyText"/>
+      </w:pPr>
+      <w:r>
+        <w:t xml:space="preserve">ARTUR: Бесплатный совет… От тебя это первое бесплатное за восемь лет.</w:t>
       </w:r>
     </w:p>
     <w:bookmarkEnd w:id="24"/>
@@ -2476,79 +2476,79 @@
         <w:pStyle w:val="FirstParagraph"/>
       </w:pPr>
       <w:r>
-        <w:t xml:space="preserve">OLGA: Ну? Что он предложил?</w:t>
-      </w:r>
-    </w:p>
-    <w:p>
-      <w:pPr>
-        <w:pStyle w:val="BodyText"/>
-      </w:pPr>
-      <w:r>
-        <w:t xml:space="preserve">ALEKSEY: Два миллиона. Чтобы я отозвал заявление. Предложил наличными.</w:t>
-      </w:r>
-    </w:p>
-    <w:p>
-      <w:pPr>
-        <w:pStyle w:val="BodyText"/>
-      </w:pPr>
-      <w:r>
-        <w:t xml:space="preserve">IRINA: Наличными. Он правда вас не знает.</w:t>
-      </w:r>
-    </w:p>
-    <w:p>
-      <w:pPr>
-        <w:pStyle w:val="BodyText"/>
-      </w:pPr>
-      <w:r>
-        <w:t xml:space="preserve">ALEKSEY: Я ему так и сказал. Запись — у Зайцева. Это тоже факт.</w:t>
-      </w:r>
-    </w:p>
-    <w:p>
-      <w:pPr>
-        <w:pStyle w:val="BodyText"/>
-      </w:pPr>
-      <w:r>
-        <w:t xml:space="preserve">BORIS: Алексей. Я слышу через громкую. Ты выслушал его до конца?</w:t>
-      </w:r>
-    </w:p>
-    <w:p>
-      <w:pPr>
-        <w:pStyle w:val="BodyText"/>
-      </w:pPr>
-      <w:r>
-        <w:t xml:space="preserve">ALEKSEY: До конца, Борис Игоревич. Как вы сказали. Он не извинился. Он торговался.</w:t>
-      </w:r>
-    </w:p>
-    <w:p>
-      <w:pPr>
-        <w:pStyle w:val="BodyText"/>
-      </w:pPr>
-      <w:r>
-        <w:t xml:space="preserve">BORIS: Так и бывает. Извиняются через год. Если вообще извиняются. Гриша не извинился никогда.</w:t>
-      </w:r>
-    </w:p>
-    <w:p>
-      <w:pPr>
-        <w:pStyle w:val="BodyText"/>
-      </w:pPr>
-      <w:r>
-        <w:t xml:space="preserve">ALEKSEY: Борис Игоревич, а что такое справедливость? Для вас?</w:t>
-      </w:r>
-    </w:p>
-    <w:p>
-      <w:pPr>
-        <w:pStyle w:val="BodyText"/>
-      </w:pPr>
-      <w:r>
-        <w:t xml:space="preserve">BORIS: Не когда его посадили. Это — суд. Справедливость — когда следующая Дарья позвонила вовремя. И когда твоя Ирина плачет от новостей, а не от выписки из банка.</w:t>
-      </w:r>
-    </w:p>
-    <w:p>
-      <w:pPr>
-        <w:pStyle w:val="BodyText"/>
-      </w:pPr>
-      <w:r>
-        <w:t xml:space="preserve">IRINA: Я плакала один раз. В субботу. Больше не буду. Это записано.</w:t>
+        <w:t xml:space="preserve">OLGA: Ну и что же он вам предложил?</w:t>
+      </w:r>
+    </w:p>
+    <w:p>
+      <w:pPr>
+        <w:pStyle w:val="BodyText"/>
+      </w:pPr>
+      <w:r>
+        <w:t xml:space="preserve">ALEKSEY: Два миллиона за то, чтобы я отозвал заявление. Причём предложил наличными.</w:t>
+      </w:r>
+    </w:p>
+    <w:p>
+      <w:pPr>
+        <w:pStyle w:val="BodyText"/>
+      </w:pPr>
+      <w:r>
+        <w:t xml:space="preserve">IRINA: Наличными? Он правда вас совсем не знает.</w:t>
+      </w:r>
+    </w:p>
+    <w:p>
+      <w:pPr>
+        <w:pStyle w:val="BodyText"/>
+      </w:pPr>
+      <w:r>
+        <w:t xml:space="preserve">ALEKSEY: Я ему так и сказал. Запись уже у Зайцева, и это тоже факт.</w:t>
+      </w:r>
+    </w:p>
+    <w:p>
+      <w:pPr>
+        <w:pStyle w:val="BodyText"/>
+      </w:pPr>
+      <w:r>
+        <w:t xml:space="preserve">BORIS: Алексей, я слышу тебя по громкой связи. Ты выслушал его до конца?</w:t>
+      </w:r>
+    </w:p>
+    <w:p>
+      <w:pPr>
+        <w:pStyle w:val="BodyText"/>
+      </w:pPr>
+      <w:r>
+        <w:t xml:space="preserve">ALEKSEY: До конца, Борис Игоревич, как вы и сказали. Он не извинился, он торговался.</w:t>
+      </w:r>
+    </w:p>
+    <w:p>
+      <w:pPr>
+        <w:pStyle w:val="BodyText"/>
+      </w:pPr>
+      <w:r>
+        <w:t xml:space="preserve">BORIS: Так обычно и бывает: извиняются через год, если вообще извиняются. Гриша не извинился никогда.</w:t>
+      </w:r>
+    </w:p>
+    <w:p>
+      <w:pPr>
+        <w:pStyle w:val="BodyText"/>
+      </w:pPr>
+      <w:r>
+        <w:t xml:space="preserve">ALEKSEY: Борис Игоревич, а что такое справедливость лично для вас?</w:t>
+      </w:r>
+    </w:p>
+    <w:p>
+      <w:pPr>
+        <w:pStyle w:val="BodyText"/>
+      </w:pPr>
+      <w:r>
+        <w:t xml:space="preserve">BORIS: Справедливость — это не когда его посадили, потому что это просто суд. Справедливость — это когда следующая Дарья позвонила вовремя. И когда твоя Ирина плачет от новостей, а не от выписки из банка, как три года назад.</w:t>
+      </w:r>
+    </w:p>
+    <w:p>
+      <w:pPr>
+        <w:pStyle w:val="BodyText"/>
+      </w:pPr>
+      <w:r>
+        <w:t xml:space="preserve">IRINA: Я плакала один раз, в субботу, и больше не буду. Это у меня записано.</w:t>
       </w:r>
     </w:p>
     <w:p>
@@ -2564,31 +2564,31 @@
         <w:pStyle w:val="BodyText"/>
       </w:pPr>
       <w:r>
-        <w:t xml:space="preserve">KORNILOVA: Тогда мы будем работать всегда. Звонить будут всегда. Но вовремя.</w:t>
-      </w:r>
-    </w:p>
-    <w:p>
-      <w:pPr>
-        <w:pStyle w:val="BodyText"/>
-      </w:pPr>
-      <w:r>
-        <w:t xml:space="preserve">DIMA: Алексей Николаевич. Ещё звонок. Не Бойко. Петербург. Женщина. Хочет говорить только с директором.</w:t>
-      </w:r>
-    </w:p>
-    <w:p>
-      <w:pPr>
-        <w:pStyle w:val="BodyText"/>
-      </w:pPr>
-      <w:r>
-        <w:t xml:space="preserve">ALEKSEY: Петербург? Кто?</w:t>
-      </w:r>
-    </w:p>
-    <w:p>
-      <w:pPr>
-        <w:pStyle w:val="BodyText"/>
-      </w:pPr>
-      <w:r>
-        <w:t xml:space="preserve">DIMA: Не сказала. Сказала: «Я прочитала статью. И мне есть, что вам предложить».</w:t>
+        <w:t xml:space="preserve">KORNILOVA: Тогда мы будем работать всегда, потому что звонить будут всегда. Но зато вовремя.</w:t>
+      </w:r>
+    </w:p>
+    <w:p>
+      <w:pPr>
+        <w:pStyle w:val="BodyText"/>
+      </w:pPr>
+      <w:r>
+        <w:t xml:space="preserve">DIMA: Алексей Николаевич, ещё один звонок, но не от Бойко. Это женщина из Петербурга, и она хочет говорить только с директором.</w:t>
+      </w:r>
+    </w:p>
+    <w:p>
+      <w:pPr>
+        <w:pStyle w:val="BodyText"/>
+      </w:pPr>
+      <w:r>
+        <w:t xml:space="preserve">ALEKSEY: Из Петербурга? А кто она такая?</w:t>
+      </w:r>
+    </w:p>
+    <w:p>
+      <w:pPr>
+        <w:pStyle w:val="BodyText"/>
+      </w:pPr>
+      <w:r>
+        <w:t xml:space="preserve">DIMA: Она не сказала, только сказала: «Я прочитала статью. И мне есть, что вам предложить».</w:t>
       </w:r>
     </w:p>
     <w:p>
@@ -3526,7 +3526,7 @@
         <w:t xml:space="preserve">“</w:t>
       </w:r>
       <w:r>
-        <w:t xml:space="preserve">Потому что мои расходы — это губа Дарьи. Её не закрывают деньгами. Её закрывают тем, что следующей Дарьи не будет. Или она позвонит вовремя, в первый же час.</w:t>
+        <w:t xml:space="preserve">Потому что мои расходы — это губа Дарьи. Её не закрывают деньгами. Её закрывают тем, что следующей Дарьи не будет. Или она позвонит вовремя, в первый же час, и ей обязательно ответят, где бы она ни купила гель.</w:t>
       </w:r>
       <w:r>
         <w:t xml:space="preserve">”</w:t>
@@ -3720,7 +3720,7 @@
               <w:jc w:val="left"/>
             </w:pPr>
             <w:r>
-              <w:t xml:space="preserve">Или она позвонит вовремя, в первый же час.</w:t>
+              <w:t xml:space="preserve">Или она позвонит вовремя, в первый же час</w:t>
             </w:r>
           </w:p>
         </w:tc>
@@ -3733,6 +3733,44 @@
             </w:pPr>
             <w:r>
               <w:t xml:space="preserve">же(강조: 바로 첫 시간에)</w:t>
+            </w:r>
+          </w:p>
+        </w:tc>
+      </w:tr>
+      <w:tr>
+        <w:tc>
+          <w:tcPr/>
+          <w:p>
+            <w:pPr>
+              <w:pStyle w:val="Compact"/>
+              <w:jc w:val="left"/>
+            </w:pPr>
+            <w:r>
+              <w:t xml:space="preserve">⑤ 양보</w:t>
+            </w:r>
+          </w:p>
+        </w:tc>
+        <w:tc>
+          <w:tcPr/>
+          <w:p>
+            <w:pPr>
+              <w:pStyle w:val="Compact"/>
+              <w:jc w:val="left"/>
+            </w:pPr>
+            <w:r>
+              <w:t xml:space="preserve">…и ей обязательно ответят, где бы она ни купила гель.</w:t>
+            </w:r>
+          </w:p>
+        </w:tc>
+        <w:tc>
+          <w:tcPr/>
+          <w:p>
+            <w:pPr>
+              <w:pStyle w:val="Compact"/>
+              <w:jc w:val="left"/>
+            </w:pPr>
+            <w:r>
+              <w:t xml:space="preserve">где бы… ни + 과거(어디서 ~하든)</w:t>
             </w:r>
           </w:p>
         </w:tc>
@@ -3756,7 +3794,7 @@
         <w:t xml:space="preserve">“</w:t>
       </w:r>
       <w:r>
-        <w:t xml:space="preserve">Наши … — это … Их не закрывают… Их закрывают тем, что… Или…</w:t>
+        <w:t xml:space="preserve">Наши … — это … Их не закрывают… Их закрывают тем, что… Или…, и…, где бы… ни…</w:t>
       </w:r>
       <w:r>
         <w:t xml:space="preserve">”</w:t>
@@ -3775,7 +3813,7 @@
         <w:t xml:space="preserve"> </w:t>
       </w:r>
       <w:r>
-        <w:t xml:space="preserve">тем, что · или · же</w:t>
+        <w:t xml:space="preserve">тем, что · или · же · где бы… ни</w:t>
       </w:r>
       <w:r>
         <w:t xml:space="preserve"> </w:t>
@@ -3806,7 +3844,7 @@
         <w:t xml:space="preserve">”</w:t>
       </w:r>
       <w:r>
-        <w:t xml:space="preserve">이 무엇인지 25~30단어로 설명하기.</w:t>
+        <w:t xml:space="preserve">이 무엇인지 30~50단어로 설명하기.</w:t>
       </w:r>
     </w:p>
     <w:bookmarkEnd w:id="30"/>
@@ -4285,119 +4323,119 @@
         <w:pStyle w:val="FirstParagraph"/>
       </w:pPr>
       <w:r>
-        <w:t xml:space="preserve">이리나: 알렉세이, 안 자고 있죠? 안 잘 줄 알았어요. 뉴스 켜요. 모스크바주 채널.</w:t>
-      </w:r>
-    </w:p>
-    <w:p>
-      <w:pPr>
-        <w:pStyle w:val="BodyText"/>
-      </w:pPr>
-      <w:r>
-        <w:t xml:space="preserve">알렉세이: 켤게요. 뭐예요?</w:t>
-      </w:r>
-    </w:p>
-    <w:p>
-      <w:pPr>
-        <w:pStyle w:val="BodyText"/>
-      </w:pPr>
-      <w:r>
-        <w:t xml:space="preserve">이리나: 「류베르치 창고에서 위조 의료기기 대량 압수」. 창고. 격납고. 복면 쓴 사람들이 상자를 들고 나와요.</w:t>
-      </w:r>
-    </w:p>
-    <w:p>
-      <w:pPr>
-        <w:pStyle w:val="BodyText"/>
-      </w:pPr>
-      <w:r>
-        <w:t xml:space="preserve">알렉세이: 상자들. 스티커가 보여요. 우리 스티커예요.</w:t>
-      </w:r>
-    </w:p>
-    <w:p>
-      <w:pPr>
-        <w:pStyle w:val="BodyText"/>
-      </w:pPr>
-      <w:r>
-        <w:t xml:space="preserve">이리나: 우리 거예요. 그리고 이탈리아 거. 볼코프 거. 카메라가 크게 잡았어요.</w:t>
-      </w:r>
-    </w:p>
-    <w:p>
-      <w:pPr>
-        <w:pStyle w:val="BodyText"/>
-      </w:pPr>
-      <w:r>
-        <w:t xml:space="preserve">알렉세이: 자이체프 전화예요. 돌릴게요. 아르툠?</w:t>
-      </w:r>
-    </w:p>
-    <w:p>
-      <w:pPr>
-        <w:pStyle w:val="BodyText"/>
-      </w:pPr>
-      <w:r>
-        <w:t xml:space="preserve">자이체프: 좋은 아침이에요. 짧게, 공개된 것만. 수색은 6시에 시작됐어요. 창고 주인이 체포됐어요.</w:t>
-      </w:r>
-    </w:p>
-    <w:p>
-      <w:pPr>
-        <w:pStyle w:val="BodyText"/>
-      </w:pPr>
-      <w:r>
-        <w:t xml:space="preserve">알렉세이: 보이코?</w:t>
-      </w:r>
-    </w:p>
-    <w:p>
-      <w:pPr>
-        <w:pStyle w:val="BodyText"/>
-      </w:pPr>
-      <w:r>
-        <w:t xml:space="preserve">자이체프: 이름은 안 나왔어요. 하지만 아시는 사람이죠. 주사기 약 1만 2천 개 압수. 그리고 프린터.</w:t>
-      </w:r>
-    </w:p>
-    <w:p>
-      <w:pPr>
-        <w:pStyle w:val="BodyText"/>
-      </w:pPr>
-      <w:r>
-        <w:t xml:space="preserve">알렉세이: 프린터. 우리 스티커용.</w:t>
-      </w:r>
-    </w:p>
-    <w:p>
-      <w:pPr>
-        <w:pStyle w:val="BodyText"/>
-      </w:pPr>
-      <w:r>
-        <w:t xml:space="preserve">자이체프: 모든 스티커용이에요. 당신들 것, 이탈리아 것, 다른 브랜드 두 개. 그리고 홀로그램. 마이크로 문자 없는.</w:t>
-      </w:r>
-    </w:p>
-    <w:p>
-      <w:pPr>
-        <w:pStyle w:val="BodyText"/>
-      </w:pPr>
-      <w:r>
-        <w:t xml:space="preserve">알렉세이: 마이크로 문자 없이. 정 팀장님이 맞았네요.</w:t>
-      </w:r>
-    </w:p>
-    <w:p>
-      <w:pPr>
-        <w:pStyle w:val="BodyText"/>
-      </w:pPr>
-      <w:r>
-        <w:t xml:space="preserve">자이체프: 맞았죠. 알렉세이, 하나만. 오늘은 어떤 코멘트도 안 돼요. SNS에도, 기자에게도. 랍테바에게도.</w:t>
-      </w:r>
-    </w:p>
-    <w:p>
-      <w:pPr>
-        <w:pStyle w:val="BodyText"/>
-      </w:pPr>
-      <w:r>
-        <w:t xml:space="preserve">알렉세이: 알겠어요. 랍테바에게도.</w:t>
-      </w:r>
-    </w:p>
-    <w:p>
-      <w:pPr>
-        <w:pStyle w:val="BodyText"/>
-      </w:pPr>
-      <w:r>
-        <w:t xml:space="preserve">이리나: 알렉세이, 나 아직 전화에 있어요. 나 울고 있어요. 괜찮은 거죠?</w:t>
+        <w:t xml:space="preserve">이리나: 알렉세이, 안 자고 있죠? 안 잘 줄 알았어요. 지금 바로 뉴스 켜요, 모스크바주 채널이요.</w:t>
+      </w:r>
+    </w:p>
+    <w:p>
+      <w:pPr>
+        <w:pStyle w:val="BodyText"/>
+      </w:pPr>
+      <w:r>
+        <w:t xml:space="preserve">알렉세이: 켤게요. 아침부터 무슨 일이에요?</w:t>
+      </w:r>
+    </w:p>
+    <w:p>
+      <w:pPr>
+        <w:pStyle w:val="BodyText"/>
+      </w:pPr>
+      <w:r>
+        <w:t xml:space="preserve">이리나: 「류베르치 창고에서 위조 의료기기 대량 압수」. 창고랑 거대한 격납고가 나오고, 복면 쓴 사람들이 거기서 상자를 들고 나와요.</w:t>
+      </w:r>
+    </w:p>
+    <w:p>
+      <w:pPr>
+        <w:pStyle w:val="BodyText"/>
+      </w:pPr>
+      <w:r>
+        <w:t xml:space="preserve">알렉세이: 상자들… 스티커가 보이는데, 우리 스티커예요.</w:t>
+      </w:r>
+    </w:p>
+    <w:p>
+      <w:pPr>
+        <w:pStyle w:val="BodyText"/>
+      </w:pPr>
+      <w:r>
+        <w:t xml:space="preserve">이리나: 네, 우리 거, 그리고 볼코프의 이탈리아 거도요. 카메라가 크게 잡았어요.</w:t>
+      </w:r>
+    </w:p>
+    <w:p>
+      <w:pPr>
+        <w:pStyle w:val="BodyText"/>
+      </w:pPr>
+      <w:r>
+        <w:t xml:space="preserve">알렉세이: 잠깐만요, 자이체프 전화라 돌릴게요. 아르툠, 좋은 아침이에요?</w:t>
+      </w:r>
+    </w:p>
+    <w:p>
+      <w:pPr>
+        <w:pStyle w:val="BodyText"/>
+      </w:pPr>
+      <w:r>
+        <w:t xml:space="preserve">자이체프: 좋은 아침이에요. 짧게, 공개된 것만요. 수색은 6시에 시작됐고 창고 주인이 체포됐어요.</w:t>
+      </w:r>
+    </w:p>
+    <w:p>
+      <w:pPr>
+        <w:pStyle w:val="BodyText"/>
+      </w:pPr>
+      <w:r>
+        <w:t xml:space="preserve">알렉세이: 보이코 맞죠?</w:t>
+      </w:r>
+    </w:p>
+    <w:p>
+      <w:pPr>
+        <w:pStyle w:val="BodyText"/>
+      </w:pPr>
+      <w:r>
+        <w:t xml:space="preserve">자이체프: 이름은 아직 안 나왔지만, 아시는 사람이에요. 주사기 약 1만 2천 개를 압수했고, 프린터도요.</w:t>
+      </w:r>
+    </w:p>
+    <w:p>
+      <w:pPr>
+        <w:pStyle w:val="BodyText"/>
+      </w:pPr>
+      <w:r>
+        <w:t xml:space="preserve">알렉세이: 프린터요? 그럼 거기서 우리 스티커를 직접 찍은 거네요.</w:t>
+      </w:r>
+    </w:p>
+    <w:p>
+      <w:pPr>
+        <w:pStyle w:val="BodyText"/>
+      </w:pPr>
+      <w:r>
+        <w:t xml:space="preserve">자이체프: 당신들 것만이 아니라 전부요: 당신들 것, 이탈리아 것, 다른 브랜드 두 개. 그리고 홀로그램도, 마이크로 문자 없이요.</w:t>
+      </w:r>
+    </w:p>
+    <w:p>
+      <w:pPr>
+        <w:pStyle w:val="BodyText"/>
+      </w:pPr>
+      <w:r>
+        <w:t xml:space="preserve">알렉세이: 마이크로 문자 없이… 정 팀장님이 처음부터 맞았네요.</w:t>
+      </w:r>
+    </w:p>
+    <w:p>
+      <w:pPr>
+        <w:pStyle w:val="BodyText"/>
+      </w:pPr>
+      <w:r>
+        <w:t xml:space="preserve">자이체프: 맞았죠. 알렉세이, 부탁 하나만요. 오늘은 어떤 코멘트도 안 돼요. SNS에도, 기자에게도, 랍테바에게도요.</w:t>
+      </w:r>
+    </w:p>
+    <w:p>
+      <w:pPr>
+        <w:pStyle w:val="BodyText"/>
+      </w:pPr>
+      <w:r>
+        <w:t xml:space="preserve">알렉세이: 알겠어요, 코멘트 없음. 랍테바에게도요.</w:t>
+      </w:r>
+    </w:p>
+    <w:p>
+      <w:pPr>
+        <w:pStyle w:val="BodyText"/>
+      </w:pPr>
+      <w:r>
+        <w:t xml:space="preserve">이리나: 알렉세이, 나 아직 전화에 있는데, 울고 있는 것 같아요. 이거 정상이에요?</w:t>
       </w:r>
     </w:p>
     <w:bookmarkEnd w:id="33"/>
@@ -4415,175 +4453,175 @@
         <w:pStyle w:val="FirstParagraph"/>
       </w:pPr>
       <w:r>
-        <w:t xml:space="preserve">키릴: 제가 먼저 말해도 돼요? 우리가 이겼어요. 축하해야죠. 케이크라도.</w:t>
-      </w:r>
-    </w:p>
-    <w:p>
-      <w:pPr>
-        <w:pStyle w:val="BodyText"/>
-      </w:pPr>
-      <w:r>
-        <w:t xml:space="preserve">올가: 케이크는 돼요. 「이겼다」는 말은 — 안 돼요.</w:t>
-      </w:r>
-    </w:p>
-    <w:p>
-      <w:pPr>
-        <w:pStyle w:val="BodyText"/>
-      </w:pPr>
-      <w:r>
-        <w:t xml:space="preserve">키릴: 왜요? 체포됐잖아요. 위조품 1만 2천 개.</w:t>
-      </w:r>
-    </w:p>
-    <w:p>
-      <w:pPr>
-        <w:pStyle w:val="BodyText"/>
-      </w:pPr>
-      <w:r>
-        <w:t xml:space="preserve">올가: 체포는 — 유죄 판결이 아니에요. 20년 동안 체포된 사람이 일주일 만에 나오는 걸 봤어요. 판결 전까진 — 승리가 아니에요. 좋은 토요일이죠. 그 차이를 기억해요, 키릴.</w:t>
-      </w:r>
-    </w:p>
-    <w:p>
-      <w:pPr>
-        <w:pStyle w:val="BodyText"/>
-      </w:pPr>
-      <w:r>
-        <w:t xml:space="preserve">자이체프: 올가 페트로브나 말이 법적으로 맞아요. 체포는 48시간. 그다음 법원이 구속 여부를 정해요. 오늘 저녁이라도 거주 제한 서약으로 나올 수 있어요. 흔한 일이에요.</w:t>
-      </w:r>
-    </w:p>
-    <w:p>
-      <w:pPr>
-        <w:pStyle w:val="BodyText"/>
-      </w:pPr>
-      <w:r>
-        <w:t xml:space="preserve">디마: 그럼요? 또 시작해요?</w:t>
-      </w:r>
-    </w:p>
-    <w:p>
-      <w:pPr>
-        <w:pStyle w:val="BodyText"/>
-      </w:pPr>
-      <w:r>
-        <w:t xml:space="preserve">자이체프: 못 해요. 창고도, 프린터도, 채널도 없어요. 하지만 전화는 할 수 있죠. 누구에게든.</w:t>
-      </w:r>
-    </w:p>
-    <w:p>
-      <w:pPr>
-        <w:pStyle w:val="BodyText"/>
-      </w:pPr>
-      <w:r>
-        <w:t xml:space="preserve">알렉세이: 크리스티나에게?</w:t>
-      </w:r>
-    </w:p>
-    <w:p>
-      <w:pPr>
-        <w:pStyle w:val="BodyText"/>
-      </w:pPr>
-      <w:r>
-        <w:t xml:space="preserve">자이체프: 크리스티나는 증인이에요. 법이 보호해요. 그 사람에게 전화하면 — 그것 자체가 범죄예요.</w:t>
-      </w:r>
-    </w:p>
-    <w:p>
-      <w:pPr>
-        <w:pStyle w:val="BodyText"/>
-      </w:pPr>
-      <w:r>
-        <w:t xml:space="preserve">크리스티나: 나 여기 있어요. 말해도 돼요? 전화 안 왔어요. 방송 이후 — 한 번도. 「후회할 거야」만.</w:t>
-      </w:r>
-    </w:p>
-    <w:p>
-      <w:pPr>
-        <w:pStyle w:val="BodyText"/>
-      </w:pPr>
-      <w:r>
-        <w:t xml:space="preserve">디마: 저장했어요?</w:t>
-      </w:r>
-    </w:p>
-    <w:p>
-      <w:pPr>
-        <w:pStyle w:val="BodyText"/>
-      </w:pPr>
-      <w:r>
-        <w:t xml:space="preserve">크리스티나: 했어요. 수사관에게 줬어요. 스크린숏으로.</w:t>
-      </w:r>
-    </w:p>
-    <w:p>
-      <w:pPr>
-        <w:pStyle w:val="BodyText"/>
-      </w:pPr>
-      <w:r>
-        <w:t xml:space="preserve">이리나: 다들 얘기하는 동안 숫자. 기사가 나온 금요일부터 — 새 주문 40건. 그중 다섯 곳이 — 2월에 떠났던 클리닉이에요. 여섯 중 다섯 — 돌아온 거예요.</w:t>
-      </w:r>
-    </w:p>
-    <w:p>
-      <w:pPr>
-        <w:pStyle w:val="BodyText"/>
-      </w:pPr>
-      <w:r>
-        <w:t xml:space="preserve">올가: 다섯이 돌아왔다. 할인 없이?</w:t>
-      </w:r>
-    </w:p>
-    <w:p>
-      <w:pPr>
-        <w:pStyle w:val="BodyText"/>
-      </w:pPr>
-      <w:r>
-        <w:t xml:space="preserve">이리나: 외상으로. 30일. 우리가 제안한 대로. 할인을 요구한 곳은 하나도 없어요.</w:t>
-      </w:r>
-    </w:p>
-    <w:p>
-      <w:pPr>
-        <w:pStyle w:val="BodyText"/>
-      </w:pPr>
-      <w:r>
-        <w:t xml:space="preserve">디마: 테렌티예프가 토요일에 전화했어요: 「뉴스 전에 돌아와서 다행이에요, 뒤가 아니라」.</w:t>
-      </w:r>
-    </w:p>
-    <w:p>
-      <w:pPr>
-        <w:pStyle w:val="BodyText"/>
-      </w:pPr>
-      <w:r>
-        <w:t xml:space="preserve">알렉세이: 전이라 다행이네요. 스스로 알아챘어요. 이해했다는 거죠.</w:t>
-      </w:r>
-    </w:p>
-    <w:p>
-      <w:pPr>
-        <w:pStyle w:val="BodyText"/>
-      </w:pPr>
-      <w:r>
-        <w:t xml:space="preserve">조야: 알렉세이 니콜라예비치, 상담선에 다리야예요. 두 마디 하고 싶대요. 스피커로 해도 될까요?</w:t>
-      </w:r>
-    </w:p>
-    <w:p>
-      <w:pPr>
-        <w:pStyle w:val="BodyText"/>
-      </w:pPr>
-      <w:r>
-        <w:t xml:space="preserve">알렉세이: 돼요.</w:t>
-      </w:r>
-    </w:p>
-    <w:p>
-      <w:pPr>
-        <w:pStyle w:val="BodyText"/>
-      </w:pPr>
-      <w:r>
-        <w:t xml:space="preserve">다리야: 안녕하세요. 뉴스 봤어요. 감사하다고 말하고 싶었어요. 그리고 하나 더, 제일 중요한 거: 다 나았어요. 흉터가 없어요. 전혀요. 매일 아침 거울을 보고 확인해요.</w:t>
-      </w:r>
-    </w:p>
-    <w:p>
-      <w:pPr>
-        <w:pStyle w:val="BodyText"/>
-      </w:pPr>
-      <w:r>
-        <w:t xml:space="preserve">코르닐로바: 전혀요? 일주일 뒤에 봤을 땐 작은 점이 있었는데.</w:t>
-      </w:r>
-    </w:p>
-    <w:p>
-      <w:pPr>
-        <w:pStyle w:val="BodyText"/>
-      </w:pPr>
-      <w:r>
-        <w:t xml:space="preserve">다리야: 있었죠. 없어졌어요. 선생님, 저 웃고 있어요. 지금요. 보이지 않으시니까 말로 해요.</w:t>
+        <w:t xml:space="preserve">키릴: 제가 먼저 말해도 돼요? 우리가 이겼으니 축하해야죠, 케이크라도요.</w:t>
+      </w:r>
+    </w:p>
+    <w:p>
+      <w:pPr>
+        <w:pStyle w:val="BodyText"/>
+      </w:pPr>
+      <w:r>
+        <w:t xml:space="preserve">올가: 케이크는 돼요. 하지만 「이겼다」는 말은 아직 안 돼요.</w:t>
+      </w:r>
+    </w:p>
+    <w:p>
+      <w:pPr>
+        <w:pStyle w:val="BodyText"/>
+      </w:pPr>
+      <w:r>
+        <w:t xml:space="preserve">키릴: 왜 안 돼요? 체포됐고, 위조품 1만 2천 개를 압수했잖아요.</w:t>
+      </w:r>
+    </w:p>
+    <w:p>
+      <w:pPr>
+        <w:pStyle w:val="BodyText"/>
+      </w:pPr>
+      <w:r>
+        <w:t xml:space="preserve">올가: 체포는 유죄 판결이 아니에요. 20년 동안 체포된 사람이 일주일 만에 나오는 걸 봤어요. 판결 전까진 승리가 아니라 그냥 좋은 토요일이에요. 그 차이를 기억해요, 키릴, 앞으로 쓸모가 있을 거예요.</w:t>
+      </w:r>
+    </w:p>
+    <w:p>
+      <w:pPr>
+        <w:pStyle w:val="BodyText"/>
+      </w:pPr>
+      <w:r>
+        <w:t xml:space="preserve">자이체프: 법적으로 올가 페트로브나 말이 맞아요. 체포는 48시간이고, 그다음 법원이 구속 여부를 정해요. 오늘 저녁이라도 거주 제한 서약으로 나올 수 있고, 그건 아주 흔한 일이에요.</w:t>
+      </w:r>
+    </w:p>
+    <w:p>
+      <w:pPr>
+        <w:pStyle w:val="BodyText"/>
+      </w:pPr>
+      <w:r>
+        <w:t xml:space="preserve">디마: 그럼 어떻게 돼요? 또 처음부터 시작해요?</w:t>
+      </w:r>
+    </w:p>
+    <w:p>
+      <w:pPr>
+        <w:pStyle w:val="BodyText"/>
+      </w:pPr>
+      <w:r>
+        <w:t xml:space="preserve">자이체프: 못 해요, 창고도 프린터도 채널도 없으니까요. 하지만 누구에게든 전화는 할 수 있죠.</w:t>
+      </w:r>
+    </w:p>
+    <w:p>
+      <w:pPr>
+        <w:pStyle w:val="BodyText"/>
+      </w:pPr>
+      <w:r>
+        <w:t xml:space="preserve">알렉세이: 예를 들어 크리스티나에게요?</w:t>
+      </w:r>
+    </w:p>
+    <w:p>
+      <w:pPr>
+        <w:pStyle w:val="BodyText"/>
+      </w:pPr>
+      <w:r>
+        <w:t xml:space="preserve">자이체프: 크리스티나는 증인이고 법이 보호해요. 그 사람에게 전화하면 그것 자체가 별도의 범죄예요.</w:t>
+      </w:r>
+    </w:p>
+    <w:p>
+      <w:pPr>
+        <w:pStyle w:val="BodyText"/>
+      </w:pPr>
+      <w:r>
+        <w:t xml:space="preserve">크리스티나: 나 여기 있어요, 말해도 돼요? 방송 이후로 한 번도 전화 안 왔어요. 「후회할 거야」라고만 썼죠.</w:t>
+      </w:r>
+    </w:p>
+    <w:p>
+      <w:pPr>
+        <w:pStyle w:val="BodyText"/>
+      </w:pPr>
+      <w:r>
+        <w:t xml:space="preserve">디마: 그 메시지 저장했어요?</w:t>
+      </w:r>
+    </w:p>
+    <w:p>
+      <w:pPr>
+        <w:pStyle w:val="BodyText"/>
+      </w:pPr>
+      <w:r>
+        <w:t xml:space="preserve">크리스티나: 저장했고, 조언대로 스크린숏으로 수사관에게 줬어요.</w:t>
+      </w:r>
+    </w:p>
+    <w:p>
+      <w:pPr>
+        <w:pStyle w:val="BodyText"/>
+      </w:pPr>
+      <w:r>
+        <w:t xml:space="preserve">이리나: 다들 얘기하는 동안 숫자예요. 기사가 나온 금요일부터 새 주문이 40건 들어왔어요. 그중 다섯 곳이 2월에 떠났던 클리닉이고, 여섯 중 다섯이면 진짜로 돌아온 거예요.</w:t>
+      </w:r>
+    </w:p>
+    <w:p>
+      <w:pPr>
+        <w:pStyle w:val="BodyText"/>
+      </w:pPr>
+      <w:r>
+        <w:t xml:space="preserve">올가: 다섯 곳이 돌아왔다고요? 할인 없이요?</w:t>
+      </w:r>
+    </w:p>
+    <w:p>
+      <w:pPr>
+        <w:pStyle w:val="BodyText"/>
+      </w:pPr>
+      <w:r>
+        <w:t xml:space="preserve">이리나: 우리가 제안한 대로 30일 외상으로요. 할인을 요구한 곳은 하나도 없어요.</w:t>
+      </w:r>
+    </w:p>
+    <w:p>
+      <w:pPr>
+        <w:pStyle w:val="BodyText"/>
+      </w:pPr>
+      <w:r>
+        <w:t xml:space="preserve">디마: 테렌티예프가 토요일에 전화해서 그랬어요: 「뉴스 전에 돌아와서 다행이에요, 뒤가 아니라」.</w:t>
+      </w:r>
+    </w:p>
+    <w:p>
+      <w:pPr>
+        <w:pStyle w:val="BodyText"/>
+      </w:pPr>
+      <w:r>
+        <w:t xml:space="preserve">알렉세이: 전이라 다행이네요. 스스로 알아챘으니 제대로 이해한 거죠.</w:t>
+      </w:r>
+    </w:p>
+    <w:p>
+      <w:pPr>
+        <w:pStyle w:val="BodyText"/>
+      </w:pPr>
+      <w:r>
+        <w:t xml:space="preserve">조야: 알렉세이 니콜라예비치, 상담선에 다리야가 두 마디 하고 싶대요. 스피커로 켜도 될까요?</w:t>
+      </w:r>
+    </w:p>
+    <w:p>
+      <w:pPr>
+        <w:pStyle w:val="BodyText"/>
+      </w:pPr>
+      <w:r>
+        <w:t xml:space="preserve">알렉세이: 물론이죠, 켜요.</w:t>
+      </w:r>
+    </w:p>
+    <w:p>
+      <w:pPr>
+        <w:pStyle w:val="BodyText"/>
+      </w:pPr>
+      <w:r>
+        <w:t xml:space="preserve">다리야: 안녕하세요. 뉴스 보고 감사하다고 말하고 싶었어요. 그리고 제일 중요한 거: 다 나았고 흉터가 전혀 없어요. 아직도 안 믿겨서 매일 아침 거울을 보고 확인해요.</w:t>
+      </w:r>
+    </w:p>
+    <w:p>
+      <w:pPr>
+        <w:pStyle w:val="BodyText"/>
+      </w:pPr>
+      <w:r>
+        <w:t xml:space="preserve">코르닐로바: 전혀 없어요? 일주일 뒤에 봤을 땐 작은 점이 있었는데요.</w:t>
+      </w:r>
+    </w:p>
+    <w:p>
+      <w:pPr>
+        <w:pStyle w:val="BodyText"/>
+      </w:pPr>
+      <w:r>
+        <w:t xml:space="preserve">다리야: 있었는데 없어졌어요. 선생님, 저 지금 웃고 있어요. 안 보이시니까 소리 내서 말하는 거예요.</w:t>
       </w:r>
     </w:p>
     <w:p>
@@ -4599,79 +4637,79 @@
         <w:pStyle w:val="BodyText"/>
       </w:pPr>
       <w:r>
-        <w:t xml:space="preserve">볼코프: 보론초프? 볼코프예요. 상자에 뭐가 있었는지 봤어요? 내 스티커. 수천 장.</w:t>
-      </w:r>
-    </w:p>
-    <w:p>
-      <w:pPr>
-        <w:pStyle w:val="BodyText"/>
-      </w:pPr>
-      <w:r>
-        <w:t xml:space="preserve">알렉세이: 봤어요, 세르게이 파블로비치. 우리 것도요.</w:t>
-      </w:r>
-    </w:p>
-    <w:p>
-      <w:pPr>
-        <w:pStyle w:val="BodyText"/>
-      </w:pPr>
-      <w:r>
-        <w:t xml:space="preserve">볼코프: 20년 동안 위조품은 먼 데 얘기라고 생각했어요. 중국, 터키. 그런데 류베르치에 있었어요. 내 본 창고에서 40분 거리. 바로 코앞에서.</w:t>
-      </w:r>
-    </w:p>
-    <w:p>
-      <w:pPr>
-        <w:pStyle w:val="BodyText"/>
-      </w:pPr>
-      <w:r>
-        <w:t xml:space="preserve">알렉세이: 그 사람이 당신 창고를 알았죠. 당신 회사에서 일했으니까.</w:t>
-      </w:r>
-    </w:p>
-    <w:p>
-      <w:pPr>
-        <w:pStyle w:val="BodyText"/>
-      </w:pPr>
-      <w:r>
-        <w:t xml:space="preserve">볼코프: 알았죠. 그래서 류베르치를 골랐어요. 편하게.</w:t>
-      </w:r>
-    </w:p>
-    <w:p>
-      <w:pPr>
-        <w:pStyle w:val="BodyText"/>
-      </w:pPr>
-      <w:r>
-        <w:t xml:space="preserve">도윤: 료샤, 좋은 아침. 대표님이 뉴스를 읽으셨어. 번역기로. 한 마디 하고 싶으시대.</w:t>
-      </w:r>
-    </w:p>
-    <w:p>
-      <w:pPr>
-        <w:pStyle w:val="BodyText"/>
-      </w:pPr>
-      <w:r>
-        <w:t xml:space="preserve">알렉세이: 들을게.</w:t>
-      </w:r>
-    </w:p>
-    <w:p>
-      <w:pPr>
-        <w:pStyle w:val="BodyText"/>
-      </w:pPr>
-      <w:r>
-        <w:t xml:space="preserve">도윤: 대표님 말씀: 「축하하지 마라. 바닥을 닦아라」. 러시아어로 어떻게 들리는지 모르겠어. 한국어로는 「어제처럼 계속 일해라」라는 뜻이야. 그리고 한 단어 더: 「제때」.</w:t>
-      </w:r>
-    </w:p>
-    <w:p>
-      <w:pPr>
-        <w:pStyle w:val="BodyText"/>
-      </w:pPr>
-      <w:r>
-        <w:t xml:space="preserve">올가: 러시아어로도 같은 뜻이에요. 나도 20년째 그렇게 말해요, 바닥만 빼고.</w:t>
-      </w:r>
-    </w:p>
-    <w:p>
-      <w:pPr>
-        <w:pStyle w:val="BodyText"/>
-      </w:pPr>
-      <w:r>
-        <w:t xml:space="preserve">알렉세이: 그럼 — 케이크와 일. 케이크는 — 점심에. 일은 — 지금.</w:t>
+        <w:t xml:space="preserve">볼코프: 보론초프? 볼코프예요. 상자에 뭐가 있었는지 봤어요? 내 스티커가 수천 장이에요.</w:t>
+      </w:r>
+    </w:p>
+    <w:p>
+      <w:pPr>
+        <w:pStyle w:val="BodyText"/>
+      </w:pPr>
+      <w:r>
+        <w:t xml:space="preserve">알렉세이: 봤어요, 세르게이 파블로비치. 우리 것도 있었어요.</w:t>
+      </w:r>
+    </w:p>
+    <w:p>
+      <w:pPr>
+        <w:pStyle w:val="BodyText"/>
+      </w:pPr>
+      <w:r>
+        <w:t xml:space="preserve">볼코프: 20년 동안 위조품은 중국이나 터키 같은 먼 데 얘기라고 생각했어요. 그런데 내 본 창고에서 40분 거리인 류베르치, 바로 코앞에 있었어요.</w:t>
+      </w:r>
+    </w:p>
+    <w:p>
+      <w:pPr>
+        <w:pStyle w:val="BodyText"/>
+      </w:pPr>
+      <w:r>
+        <w:t xml:space="preserve">알렉세이: 그 사람이 당신 회사에서 일했으니 당신 창고를 알았죠.</w:t>
+      </w:r>
+    </w:p>
+    <w:p>
+      <w:pPr>
+        <w:pStyle w:val="BodyText"/>
+      </w:pPr>
+      <w:r>
+        <w:t xml:space="preserve">볼코프: 알았죠. 그래서 자기한테 편하게 류베르치를 고른 거예요.</w:t>
+      </w:r>
+    </w:p>
+    <w:p>
+      <w:pPr>
+        <w:pStyle w:val="BodyText"/>
+      </w:pPr>
+      <w:r>
+        <w:t xml:space="preserve">도윤: 료샤, 좋은 아침. 대표님이 번역기로 뉴스를 읽으셨는데 한 마디 하고 싶으시대.</w:t>
+      </w:r>
+    </w:p>
+    <w:p>
+      <w:pPr>
+        <w:pStyle w:val="BodyText"/>
+      </w:pPr>
+      <w:r>
+        <w:t xml:space="preserve">알렉세이: 듣고 있어, 도윤.</w:t>
+      </w:r>
+    </w:p>
+    <w:p>
+      <w:pPr>
+        <w:pStyle w:val="BodyText"/>
+      </w:pPr>
+      <w:r>
+        <w:t xml:space="preserve">도윤: 대표님 말씀: 「축하하지 마라. 바닥을 닦아라」. 러시아어로 어떻게 들리는지 모르겠지만, 한국어로는 「어제처럼 계속 일해라」라는 뜻이야. 그리고 대표님께 아주 중요한 한 단어를 덧붙이셨어: 「제때」.</w:t>
+      </w:r>
+    </w:p>
+    <w:p>
+      <w:pPr>
+        <w:pStyle w:val="BodyText"/>
+      </w:pPr>
+      <w:r>
+        <w:t xml:space="preserve">올가: 러시아어로도 같은 뜻이에요. 나도 20년째 그렇게 말해요, 바닥만 빼고요.</w:t>
+      </w:r>
+    </w:p>
+    <w:p>
+      <w:pPr>
+        <w:pStyle w:val="BodyText"/>
+      </w:pPr>
+      <w:r>
+        <w:t xml:space="preserve">알렉세이: 그럼 케이크와 일 둘 다 해요. 케이크는 점심에, 일은 지금 바로요.</w:t>
       </w:r>
     </w:p>
     <w:p>
@@ -4687,7 +4725,7 @@
         <w:pStyle w:val="BodyText"/>
       </w:pPr>
       <w:r>
-        <w:t xml:space="preserve">올가: 「토요일」이라는 말이 있는 케이크. 좋은 토요일. 그걸 크림으로 써요.</w:t>
+        <w:t xml:space="preserve">올가: 「토요일」이라는 말이 있는 케이크, 정확히는 「좋은 토요일」이요. 그걸 크림으로 써요.</w:t>
       </w:r>
     </w:p>
     <w:bookmarkEnd w:id="34"/>
@@ -4705,215 +4743,215 @@
         <w:pStyle w:val="FirstParagraph"/>
       </w:pPr>
       <w:r>
-        <w:t xml:space="preserve">이리나: 3주. 숫자. 5월은 1월 대비 — 플러스 18퍼센트. 2월 이후 처음으로 1월보다 높아요.</w:t>
-      </w:r>
-    </w:p>
-    <w:p>
-      <w:pPr>
-        <w:pStyle w:val="BodyText"/>
-      </w:pPr>
-      <w:r>
-        <w:t xml:space="preserve">디마: 떠난 클리닉 여섯 중 다섯이 돌아왔어요. 여섯 번째는 — 스스로 문을 닫았어요. 임대료.</w:t>
-      </w:r>
-    </w:p>
-    <w:p>
-      <w:pPr>
-        <w:pStyle w:val="BodyText"/>
-      </w:pPr>
-      <w:r>
-        <w:t xml:space="preserve">올레그: 그리고 제 보너스. 2월 이후 처음으로 최저 보장보다 많이 벌었어요.</w:t>
-      </w:r>
-    </w:p>
-    <w:p>
-      <w:pPr>
-        <w:pStyle w:val="BodyText"/>
-      </w:pPr>
-      <w:r>
-        <w:t xml:space="preserve">알렉세이: 그럼 최저 보장은 이제 필요 없어요?</w:t>
-      </w:r>
-    </w:p>
-    <w:p>
-      <w:pPr>
-        <w:pStyle w:val="BodyText"/>
-      </w:pPr>
-      <w:r>
-        <w:t xml:space="preserve">올레그: 필요해요. 9월 30일까지. 그걸 어떻게 없애시는지 보고 싶어요. 규칙대로.</w:t>
-      </w:r>
-    </w:p>
-    <w:p>
-      <w:pPr>
-        <w:pStyle w:val="BodyText"/>
-      </w:pPr>
-      <w:r>
-        <w:t xml:space="preserve">이리나: 규칙대로 없앨게요. 9월 30일. 의사록에 있어요.</w:t>
-      </w:r>
-    </w:p>
-    <w:p>
-      <w:pPr>
-        <w:pStyle w:val="BodyText"/>
-      </w:pPr>
-      <w:r>
-        <w:t xml:space="preserve">올레그: 날짜 기억할게요. 벌써 달력에 동그라미 쳤어요.</w:t>
-      </w:r>
-    </w:p>
-    <w:p>
-      <w:pPr>
-        <w:pStyle w:val="BodyText"/>
-      </w:pPr>
-      <w:r>
-        <w:t xml:space="preserve">키릴: 「Korea Filler Opt」 채널 삭제됐어요. 완전히. 구독자 1만 2천 명 — 허공으로.</w:t>
-      </w:r>
-    </w:p>
-    <w:p>
-      <w:pPr>
-        <w:pStyle w:val="BodyText"/>
-      </w:pPr>
-      <w:r>
-        <w:t xml:space="preserve">크리스티나: 허공으로가 아니에요. 애들이 나한테 써요. 일주일에 40명. 강좌를 물어봐요.</w:t>
-      </w:r>
-    </w:p>
-    <w:p>
-      <w:pPr>
-        <w:pStyle w:val="BodyText"/>
-      </w:pPr>
-      <w:r>
-        <w:t xml:space="preserve">코르닐로바: 40명. 그럼 다음 강좌는 — 두 번. 토요일과 일요일. 버틸게요.</w:t>
-      </w:r>
-    </w:p>
-    <w:p>
-      <w:pPr>
-        <w:pStyle w:val="BodyText"/>
-      </w:pPr>
-      <w:r>
-        <w:t xml:space="preserve">올가: 버티겠죠. 하지만 일요일엔 — 나 없이. 일요일엔 발코니에 있어요.</w:t>
-      </w:r>
-    </w:p>
-    <w:p>
-      <w:pPr>
-        <w:pStyle w:val="BodyText"/>
-      </w:pPr>
-      <w:r>
-        <w:t xml:space="preserve">코르닐로바: 발코니는 신성하죠. 반대 안 해요.</w:t>
-      </w:r>
-    </w:p>
-    <w:p>
-      <w:pPr>
-        <w:pStyle w:val="BodyText"/>
-      </w:pPr>
-      <w:r>
-        <w:t xml:space="preserve">조야: 5월 하얀 점 전화 — 여섯 통. 여섯 통 모두 — 제때. 한 시간 안에요.</w:t>
-      </w:r>
-    </w:p>
-    <w:p>
-      <w:pPr>
-        <w:pStyle w:val="BodyText"/>
-      </w:pPr>
-      <w:r>
-        <w:t xml:space="preserve">코르닐로바: 여섯. 모두 한 시간 안에. 그게 결과예요. 제목이 아니라. 이거.</w:t>
-      </w:r>
-    </w:p>
-    <w:p>
-      <w:pPr>
-        <w:pStyle w:val="BodyText"/>
-      </w:pPr>
-      <w:r>
-        <w:t xml:space="preserve">디마: 갈리나 페트로브나가 전화했어요. 협회가 우리 코드 형식을 채택했어요. 클리닉 40곳. 7월부터.</w:t>
-      </w:r>
-    </w:p>
-    <w:p>
-      <w:pPr>
-        <w:pStyle w:val="BodyText"/>
-      </w:pPr>
-      <w:r>
-        <w:t xml:space="preserve">이리나: 그리고 슈빈. 브뤼셀이 「예」라고 했어요. 유럽 브랜드가 실무 그룹에 들어와요.</w:t>
-      </w:r>
-    </w:p>
-    <w:p>
-      <w:pPr>
-        <w:pStyle w:val="BodyText"/>
-      </w:pPr>
-      <w:r>
-        <w:t xml:space="preserve">올가: 슈빈. 한 달 전엔 「3~4퍼센트」. 이젠 — 「예」. 신고 7건은 강한 논거예요.</w:t>
-      </w:r>
-    </w:p>
-    <w:p>
-      <w:pPr>
-        <w:pStyle w:val="BodyText"/>
-      </w:pPr>
-      <w:r>
-        <w:t xml:space="preserve">알렉세이: 신고 7건과 기사 하나. 그리고 볼코프의 창고 40곳.</w:t>
-      </w:r>
-    </w:p>
-    <w:p>
-      <w:pPr>
-        <w:pStyle w:val="BodyText"/>
-      </w:pPr>
-      <w:r>
-        <w:t xml:space="preserve">키릴: 알렉세이 니콜라예비치, 이제 「승리」라고 해도 돼요?</w:t>
-      </w:r>
-    </w:p>
-    <w:p>
-      <w:pPr>
-        <w:pStyle w:val="BodyText"/>
-      </w:pPr>
-      <w:r>
-        <w:t xml:space="preserve">올가: 키릴, 당신은 못 고쳐요.</w:t>
-      </w:r>
-    </w:p>
-    <w:p>
-      <w:pPr>
-        <w:pStyle w:val="BodyText"/>
-      </w:pPr>
-      <w:r>
-        <w:t xml:space="preserve">키릴: 배우고 있어요. 천천히, 하지만 배우고 있어요. 세 번째 시도로.</w:t>
-      </w:r>
-    </w:p>
-    <w:p>
-      <w:pPr>
-        <w:pStyle w:val="BodyText"/>
-      </w:pPr>
-      <w:r>
-        <w:t xml:space="preserve">알렉세이: 아니. 아직 안 돼. 재판이 남았어. 하지만 다른 단어는 말해도 돼.</w:t>
-      </w:r>
-    </w:p>
-    <w:p>
-      <w:pPr>
-        <w:pStyle w:val="BodyText"/>
-      </w:pPr>
-      <w:r>
-        <w:t xml:space="preserve">키릴: 어떤 거요?</w:t>
-      </w:r>
-    </w:p>
-    <w:p>
-      <w:pPr>
-        <w:pStyle w:val="BodyText"/>
-      </w:pPr>
-      <w:r>
-        <w:t xml:space="preserve">알렉세이: 정의. 작은. 오늘의. 영원한 건 아닌.</w:t>
-      </w:r>
-    </w:p>
-    <w:p>
-      <w:pPr>
-        <w:pStyle w:val="BodyText"/>
-      </w:pPr>
-      <w:r>
-        <w:t xml:space="preserve">이리나: 유효 기간이 있는 정의. 9월까지인 우리 최저 보장처럼.</w:t>
-      </w:r>
-    </w:p>
-    <w:p>
-      <w:pPr>
-        <w:pStyle w:val="BodyText"/>
-      </w:pPr>
-      <w:r>
-        <w:t xml:space="preserve">디마: 알렉세이 니콜라예비치, 전화예요. 모르는 번호. 남자. 대표님을 직접 찾아요.</w:t>
-      </w:r>
-    </w:p>
-    <w:p>
-      <w:pPr>
-        <w:pStyle w:val="BodyText"/>
-      </w:pPr>
-      <w:r>
-        <w:t xml:space="preserve">알렉세이: 누구?</w:t>
+        <w:t xml:space="preserve">이리나: 3주가 지났고, 숫자예요. 5월은 1월 대비 플러스 18퍼센트, 그러니까 2월 이후 처음으로 1월보다 높아요.</w:t>
+      </w:r>
+    </w:p>
+    <w:p>
+      <w:pPr>
+        <w:pStyle w:val="BodyText"/>
+      </w:pPr>
+      <w:r>
+        <w:t xml:space="preserve">디마: 떠난 클리닉 여섯 중 다섯이 돌아왔고, 여섯 번째는 임대료를 못 버텨서 스스로 문을 닫았어요.</w:t>
+      </w:r>
+    </w:p>
+    <w:p>
+      <w:pPr>
+        <w:pStyle w:val="BodyText"/>
+      </w:pPr>
+      <w:r>
+        <w:t xml:space="preserve">올레그: 그리고 제 보너스요. 2월 이후 처음으로 최저 보장보다 많이 벌었어요.</w:t>
+      </w:r>
+    </w:p>
+    <w:p>
+      <w:pPr>
+        <w:pStyle w:val="BodyText"/>
+      </w:pPr>
+      <w:r>
+        <w:t xml:space="preserve">알렉세이: 그럼 최저 보장은 이제 필요 없어요, 올레그?</w:t>
+      </w:r>
+    </w:p>
+    <w:p>
+      <w:pPr>
+        <w:pStyle w:val="BodyText"/>
+      </w:pPr>
+      <w:r>
+        <w:t xml:space="preserve">올레그: 필요해요, 9월 30일까지요. 규칙대로 그걸 어떻게 없애시는지 보고 싶어요.</w:t>
+      </w:r>
+    </w:p>
+    <w:p>
+      <w:pPr>
+        <w:pStyle w:val="BodyText"/>
+      </w:pPr>
+      <w:r>
+        <w:t xml:space="preserve">이리나: 철저히 규칙대로 9월 30일에 없앨게요. 의사록에 있어요.</w:t>
+      </w:r>
+    </w:p>
+    <w:p>
+      <w:pPr>
+        <w:pStyle w:val="BodyText"/>
+      </w:pPr>
+      <w:r>
+        <w:t xml:space="preserve">올레그: 그 날짜 기억할게요. 벌써 달력에 빨간 동그라미를 쳤어요.</w:t>
+      </w:r>
+    </w:p>
+    <w:p>
+      <w:pPr>
+        <w:pStyle w:val="BodyText"/>
+      </w:pPr>
+      <w:r>
+        <w:t xml:space="preserve">키릴: 「Korea Filler Opt」 채널이 완전히 삭제돼서, 구독자 1만 2천 명이 허공으로 갔어요.</w:t>
+      </w:r>
+    </w:p>
+    <w:p>
+      <w:pPr>
+        <w:pStyle w:val="BodyText"/>
+      </w:pPr>
+      <w:r>
+        <w:t xml:space="preserve">크리스티나: 허공이 아니에요. 애들이 나한테 써요, 일주일에 40명이 강좌를 물어봐요.</w:t>
+      </w:r>
+    </w:p>
+    <w:p>
+      <w:pPr>
+        <w:pStyle w:val="BodyText"/>
+      </w:pPr>
+      <w:r>
+        <w:t xml:space="preserve">코르닐로바: 40명이요? 그럼 다음 강좌는 토요일과 일요일 두 번이에요. 버틸게요.</w:t>
+      </w:r>
+    </w:p>
+    <w:p>
+      <w:pPr>
+        <w:pStyle w:val="BodyText"/>
+      </w:pPr>
+      <w:r>
+        <w:t xml:space="preserve">올가: 버티겠죠. 하지만 일요일엔 나 없이요, 일요일엔 발코니에 있으니까.</w:t>
+      </w:r>
+    </w:p>
+    <w:p>
+      <w:pPr>
+        <w:pStyle w:val="BodyText"/>
+      </w:pPr>
+      <w:r>
+        <w:t xml:space="preserve">코르닐로바: 발코니는 신성하죠, 반대 안 해요.</w:t>
+      </w:r>
+    </w:p>
+    <w:p>
+      <w:pPr>
+        <w:pStyle w:val="BodyText"/>
+      </w:pPr>
+      <w:r>
+        <w:t xml:space="preserve">조야: 5월 하얀 점 전화가 여섯 통이었고, 여섯 통 모두 제때, 한 시간 안에 왔어요.</w:t>
+      </w:r>
+    </w:p>
+    <w:p>
+      <w:pPr>
+        <w:pStyle w:val="BodyText"/>
+      </w:pPr>
+      <w:r>
+        <w:t xml:space="preserve">코르닐로바: 여섯 통, 모두 한 시간 안에. 그게 진짜 결과예요, 신문 제목이 아니라.</w:t>
+      </w:r>
+    </w:p>
+    <w:p>
+      <w:pPr>
+        <w:pStyle w:val="BodyText"/>
+      </w:pPr>
+      <w:r>
+        <w:t xml:space="preserve">디마: 갈리나 페트로브나가 전화했어요. 협회가 우리 코드 형식을 채택했고, 7월부터 클리닉 40곳이에요.</w:t>
+      </w:r>
+    </w:p>
+    <w:p>
+      <w:pPr>
+        <w:pStyle w:val="BodyText"/>
+      </w:pPr>
+      <w:r>
+        <w:t xml:space="preserve">이리나: 그리고 슈빈도요. 브뤼셀이 「예」라고 해서 유럽 브랜드가 실무 그룹에 들어와요.</w:t>
+      </w:r>
+    </w:p>
+    <w:p>
+      <w:pPr>
+        <w:pStyle w:val="BodyText"/>
+      </w:pPr>
+      <w:r>
+        <w:t xml:space="preserve">올가: 슈빈… 한 달 전엔 「3~4퍼센트」였는데 이젠 「예」네요. 신고 7건은 강한 논거예요.</w:t>
+      </w:r>
+    </w:p>
+    <w:p>
+      <w:pPr>
+        <w:pStyle w:val="BodyText"/>
+      </w:pPr>
+      <w:r>
+        <w:t xml:space="preserve">알렉세이: 신고 7건, 기사 하나, 그리고 볼코프의 창고 40곳이죠.</w:t>
+      </w:r>
+    </w:p>
+    <w:p>
+      <w:pPr>
+        <w:pStyle w:val="BodyText"/>
+      </w:pPr>
+      <w:r>
+        <w:t xml:space="preserve">키릴: 알렉세이 니콜라예비치, 이제는 「승리」라고 해도 돼요?</w:t>
+      </w:r>
+    </w:p>
+    <w:p>
+      <w:pPr>
+        <w:pStyle w:val="BodyText"/>
+      </w:pPr>
+      <w:r>
+        <w:t xml:space="preserve">올가: 키릴, 정말이지 당신은 못 고쳐요.</w:t>
+      </w:r>
+    </w:p>
+    <w:p>
+      <w:pPr>
+        <w:pStyle w:val="BodyText"/>
+      </w:pPr>
+      <w:r>
+        <w:t xml:space="preserve">키릴: 배우고 있어요, 천천히지만. 늘 그렇듯 세 번째 시도로요.</w:t>
+      </w:r>
+    </w:p>
+    <w:p>
+      <w:pPr>
+        <w:pStyle w:val="BodyText"/>
+      </w:pPr>
+      <w:r>
+        <w:t xml:space="preserve">알렉세이: 아니, 재판이 남았으니까 아직 안 돼. 하지만 다른 단어는 말해도 돼.</w:t>
+      </w:r>
+    </w:p>
+    <w:p>
+      <w:pPr>
+        <w:pStyle w:val="BodyText"/>
+      </w:pPr>
+      <w:r>
+        <w:t xml:space="preserve">키릴: 그게 어떤 단어인데요?</w:t>
+      </w:r>
+    </w:p>
+    <w:p>
+      <w:pPr>
+        <w:pStyle w:val="BodyText"/>
+      </w:pPr>
+      <w:r>
+        <w:t xml:space="preserve">알렉세이: 정의. 작고, 오늘의, 영원하지 않은.</w:t>
+      </w:r>
+    </w:p>
+    <w:p>
+      <w:pPr>
+        <w:pStyle w:val="BodyText"/>
+      </w:pPr>
+      <w:r>
+        <w:t xml:space="preserve">이리나: 유효 기간이 있는 정의네요. 9월까지인 우리 최저 보장처럼요.</w:t>
+      </w:r>
+    </w:p>
+    <w:p>
+      <w:pPr>
+        <w:pStyle w:val="BodyText"/>
+      </w:pPr>
+      <w:r>
+        <w:t xml:space="preserve">디마: 알렉세이 니콜라예비치, 모르는 번호로 전화가 왔어요. 남자가 대표님을 직접 찾아요.</w:t>
+      </w:r>
+    </w:p>
+    <w:p>
+      <w:pPr>
+        <w:pStyle w:val="BodyText"/>
+      </w:pPr>
+      <w:r>
+        <w:t xml:space="preserve">알렉세이: 누군지 밝혔어요?</w:t>
       </w:r>
     </w:p>
     <w:p>
@@ -4929,15 +4967,15 @@
         <w:pStyle w:val="BodyText"/>
       </w:pPr>
       <w:r>
-        <w:t xml:space="preserve">올가: 보이코. 거주 제한 서약으로 나왔네요. 내가 말했잖아요.</w:t>
-      </w:r>
-    </w:p>
-    <w:p>
-      <w:pPr>
-        <w:pStyle w:val="BodyText"/>
-      </w:pPr>
-      <w:r>
-        <w:t xml:space="preserve">알렉세이: 돌려요. 녹음하고. 그 사람에게 말할게요.</w:t>
+        <w:t xml:space="preserve">올가: 보이코예요. 내가 말한 대로 거주 제한 서약으로 나왔네요.</w:t>
+      </w:r>
+    </w:p>
+    <w:p>
+      <w:pPr>
+        <w:pStyle w:val="BodyText"/>
+      </w:pPr>
+      <w:r>
+        <w:t xml:space="preserve">알렉세이: 나한테 돌리고 녹음 켜요. 내가 직접 다 말할게요.</w:t>
       </w:r>
     </w:p>
     <w:bookmarkEnd w:id="35"/>
@@ -4955,95 +4993,95 @@
         <w:pStyle w:val="FirstParagraph"/>
       </w:pPr>
       <w:r>
-        <w:t xml:space="preserve">아르투르: 왔네. 안 올 줄 알았어. 녹음하지, 당연히? 해. 싸우러 온 거 아니야.</w:t>
-      </w:r>
-    </w:p>
-    <w:p>
-      <w:pPr>
-        <w:pStyle w:val="BodyText"/>
-      </w:pPr>
-      <w:r>
-        <w:t xml:space="preserve">알렉세이: 녹음해. 미리 말해 둘게. 그럼 왜 왔어?</w:t>
-      </w:r>
-    </w:p>
-    <w:p>
-      <w:pPr>
-        <w:pStyle w:val="BodyText"/>
-      </w:pPr>
-      <w:r>
-        <w:t xml:space="preserve">아르투르: 제안하러. 네가 수사관에게 「모스트」는 이의가 없다고 말해. 상담선에 쓴 돈은 전부 돌려줄게. 200만. 원하면 현금으로. 내일 당장.</w:t>
-      </w:r>
-    </w:p>
-    <w:p>
-      <w:pPr>
-        <w:pStyle w:val="BodyText"/>
-      </w:pPr>
-      <w:r>
-        <w:t xml:space="preserve">알렉세이: 현금으로. 아르투르, 넌 정말 날 모르는구나.</w:t>
-      </w:r>
-    </w:p>
-    <w:p>
-      <w:pPr>
-        <w:pStyle w:val="BodyText"/>
-      </w:pPr>
-      <w:r>
-        <w:t xml:space="preserve">아르투르: 그럼 계좌이체. 원하는 대로. 신고만 철회해 줘.</w:t>
-      </w:r>
-    </w:p>
-    <w:p>
-      <w:pPr>
-        <w:pStyle w:val="BodyText"/>
-      </w:pPr>
-      <w:r>
-        <w:t xml:space="preserve">알렉세이: 신고는 철회할 수 없어. 형사 사건이야. 내 이의가 아니라. 국가의 이의야.</w:t>
-      </w:r>
-    </w:p>
-    <w:p>
-      <w:pPr>
-        <w:pStyle w:val="BodyText"/>
-      </w:pPr>
-      <w:r>
-        <w:t xml:space="preserve">아르투르: 실수였다고 말하면 돼. 위조품이 네 게 아니라고. 확실하지 않다고.</w:t>
-      </w:r>
-    </w:p>
-    <w:p>
-      <w:pPr>
-        <w:pStyle w:val="BodyText"/>
-      </w:pPr>
-      <w:r>
-        <w:t xml:space="preserve">알렉세이: 확실해. 시험소도 확실하고. 서울도. 그리고 격납고의 주사기 1만 2천 개도.</w:t>
-      </w:r>
-    </w:p>
-    <w:p>
-      <w:pPr>
-        <w:pStyle w:val="BodyText"/>
-      </w:pPr>
-      <w:r>
-        <w:t xml:space="preserve">아르투르: 1만 2천 개. 거기 내가 얼마나 넣었는지 알아? 전부. 아파트. 차. 전부.</w:t>
-      </w:r>
-    </w:p>
-    <w:p>
-      <w:pPr>
-        <w:pStyle w:val="BodyText"/>
-      </w:pPr>
-      <w:r>
-        <w:t xml:space="preserve">알렉세이: 그게 어떤지 알아. 나도 아파트를 넣었어. 두 번. 다른 데에.</w:t>
-      </w:r>
-    </w:p>
-    <w:p>
-      <w:pPr>
-        <w:pStyle w:val="BodyText"/>
-      </w:pPr>
-      <w:r>
-        <w:t xml:space="preserve">아르투르: 다른 데. 정직한 데, 그렇지? 멋지네. 늘 그렇듯.</w:t>
-      </w:r>
-    </w:p>
-    <w:p>
-      <w:pPr>
-        <w:pStyle w:val="BodyText"/>
-      </w:pPr>
-      <w:r>
-        <w:t xml:space="preserve">알렉세이: 아르투르, 이런 말을 들었어: 사과하러 오면 — 끝까지 들어 주라고. 넌 제안하러 왔지. 그래도 들을게. 끝까지. 말해, 시간 있어.</w:t>
+        <w:t xml:space="preserve">아르투르: 결국 왔네, 안 올 줄 알았는데. 녹음하지, 당연히? 해, 싸우러 온 거 아니니까.</w:t>
+      </w:r>
+    </w:p>
+    <w:p>
+      <w:pPr>
+        <w:pStyle w:val="BodyText"/>
+      </w:pPr>
+      <w:r>
+        <w:t xml:space="preserve">알렉세이: 녹음하고 있고, 미리 말해 둘게. 그럼 왜 왔어?</w:t>
+      </w:r>
+    </w:p>
+    <w:p>
+      <w:pPr>
+        <w:pStyle w:val="BodyText"/>
+      </w:pPr>
+      <w:r>
+        <w:t xml:space="preserve">아르투르: 제안하러. 네가 수사관에게 「모스트」는 이의가 없다고 말하면, 상담선에 쓴 돈 200만을 전부 돌려줄게. 원하면 현금으로, 내일 당장, 서류 없이.</w:t>
+      </w:r>
+    </w:p>
+    <w:p>
+      <w:pPr>
+        <w:pStyle w:val="BodyText"/>
+      </w:pPr>
+      <w:r>
+        <w:t xml:space="preserve">알렉세이: 현금으로… 아르투르, 넌 정말 날 전혀 모르는구나.</w:t>
+      </w:r>
+    </w:p>
+    <w:p>
+      <w:pPr>
+        <w:pStyle w:val="BodyText"/>
+      </w:pPr>
+      <w:r>
+        <w:t xml:space="preserve">아르투르: 그럼 계좌이체, 원하는 대로 해. 신고만 철회해 주면 돼.</w:t>
+      </w:r>
+    </w:p>
+    <w:p>
+      <w:pPr>
+        <w:pStyle w:val="BodyText"/>
+      </w:pPr>
+      <w:r>
+        <w:t xml:space="preserve">알렉세이: 형사 사건이라 신고는 철회할 수 없어. 내 이의가 아니라. 국가의 이의야.</w:t>
+      </w:r>
+    </w:p>
+    <w:p>
+      <w:pPr>
+        <w:pStyle w:val="BodyText"/>
+      </w:pPr>
+      <w:r>
+        <w:t xml:space="preserve">아르투르: 실수였다고, 위조품이 네 게 아니라고, 확실하지 않다고 말하면 돼.</w:t>
+      </w:r>
+    </w:p>
+    <w:p>
+      <w:pPr>
+        <w:pStyle w:val="BodyText"/>
+      </w:pPr>
+      <w:r>
+        <w:t xml:space="preserve">알렉세이: 하지만 난 확실해. 시험소도, 서울도, 격납고의 주사기 1만 2천 개도 확실하고.</w:t>
+      </w:r>
+    </w:p>
+    <w:p>
+      <w:pPr>
+        <w:pStyle w:val="BodyText"/>
+      </w:pPr>
+      <w:r>
+        <w:t xml:space="preserve">아르투르: 1만 2천 개… 거기 내가 얼마나 넣었는지 알아? 아파트, 차, 전부 다.</w:t>
+      </w:r>
+    </w:p>
+    <w:p>
+      <w:pPr>
+        <w:pStyle w:val="BodyText"/>
+      </w:pPr>
+      <w:r>
+        <w:t xml:space="preserve">알렉세이: 그게 어떤지 알아. 나도 아파트를 넣었어, 그것도 두 번. 다른 데에.</w:t>
+      </w:r>
+    </w:p>
+    <w:p>
+      <w:pPr>
+        <w:pStyle w:val="BodyText"/>
+      </w:pPr>
+      <w:r>
+        <w:t xml:space="preserve">아르투르: 다른 데, 정직한 데 말이지? 늘 그렇듯 멋지게 말하네.</w:t>
+      </w:r>
+    </w:p>
+    <w:p>
+      <w:pPr>
+        <w:pStyle w:val="BodyText"/>
+      </w:pPr>
+      <w:r>
+        <w:t xml:space="preserve">알렉세이: 아르투르, 사과하러 오면 끝까지 들어 주라는 말을 들었어. 넌 사과가 아니라 제안하러 왔지만, 그래도 끝까지 들을게. 말해, 시간 있어, 난 서두르지 않아.</w:t>
       </w:r>
     </w:p>
     <w:p>
@@ -5059,95 +5097,95 @@
         <w:pStyle w:val="BodyText"/>
       </w:pPr>
       <w:r>
-        <w:t xml:space="preserve">알렉세이: 그분이. 그분은 한 번 신고를 안 했어. 오랫동안 후회하고 있어.</w:t>
-      </w:r>
-    </w:p>
-    <w:p>
-      <w:pPr>
-        <w:pStyle w:val="BodyText"/>
-      </w:pPr>
-      <w:r>
-        <w:t xml:space="preserve">아르투르: 란스코이라… 좋아. 끝까지 듣고 싶어? 들어. 나도 제약 업계에서 정직하게 하고 싶었어. 첫해엔. 볼코프 전에. 그런데 이러더라: 「실적이냐 — 나가느냐」. 난 실적을 골랐어. 그 뒤로는 다시 고르지 않았고.</w:t>
-      </w:r>
-    </w:p>
-    <w:p>
-      <w:pPr>
-        <w:pStyle w:val="BodyText"/>
-      </w:pPr>
-      <w:r>
-        <w:t xml:space="preserve">알렉세이: 나도 똑같은 말을 들었어. 한 글자도 안 틀리고. 난 「나가는」 걸 골랐지.</w:t>
-      </w:r>
-    </w:p>
-    <w:p>
-      <w:pPr>
-        <w:pStyle w:val="BodyText"/>
-      </w:pPr>
-      <w:r>
-        <w:t xml:space="preserve">아르투르: 그래서 신문의 영웅이 됐고. 난 — 복면 쓴 사람들한테 끌려 나가는 사람이 됐고.</w:t>
-      </w:r>
-    </w:p>
-    <w:p>
-      <w:pPr>
-        <w:pStyle w:val="BodyText"/>
-      </w:pPr>
-      <w:r>
-        <w:t xml:space="preserve">알렉세이: 난 영웅이 아니야. 스무 명, 판지 한 장, 그리고 한밤중에 울리는 상담선이 있을 뿐이야.</w:t>
-      </w:r>
-    </w:p>
-    <w:p>
-      <w:pPr>
-        <w:pStyle w:val="BodyText"/>
-      </w:pPr>
-      <w:r>
-        <w:t xml:space="preserve">아르투르: 하나 이해가 안 돼. 왜 안 받아들였어? 200만. 네 비용을 메울 수 있었잖아.</w:t>
-      </w:r>
-    </w:p>
-    <w:p>
-      <w:pPr>
-        <w:pStyle w:val="BodyText"/>
-      </w:pPr>
-      <w:r>
-        <w:t xml:space="preserve">알렉세이: 내 비용은 다리야의 입술이니까. 그건 돈으로 메우는 게 아니야. 다음 다리야가 없게 하는 걸로 메우는 거야. 아니면 그 사람이 제때, 첫 한 시간 안에 전화하게 하는 걸로.</w:t>
-      </w:r>
-    </w:p>
-    <w:p>
-      <w:pPr>
-        <w:pStyle w:val="BodyText"/>
-      </w:pPr>
-      <w:r>
-        <w:t xml:space="preserve">아르투르: 다음 사람은 있을 거야. 늘 있어. 내가 아니면 — 다른 누가.</w:t>
-      </w:r>
-    </w:p>
-    <w:p>
-      <w:pPr>
-        <w:pStyle w:val="BodyText"/>
-      </w:pPr>
-      <w:r>
-        <w:t xml:space="preserve">알렉세이: 그럴지도. 하지만 다음 사람에겐 벽에 번호가 있을 거야. 그리고 주사기에 코드가.</w:t>
-      </w:r>
-    </w:p>
-    <w:p>
-      <w:pPr>
-        <w:pStyle w:val="BodyText"/>
-      </w:pPr>
-      <w:r>
-        <w:t xml:space="preserve">아르투르: 좋아. 다 알았어. 행운을…</w:t>
-      </w:r>
-    </w:p>
-    <w:p>
-      <w:pPr>
-        <w:pStyle w:val="BodyText"/>
-      </w:pPr>
-      <w:r>
-        <w:t xml:space="preserve">알렉세이: 하지 마. 빌지 마. 변호사한테 가, 아르투르. 공짜 조언이야.</w:t>
-      </w:r>
-    </w:p>
-    <w:p>
-      <w:pPr>
-        <w:pStyle w:val="BodyText"/>
-      </w:pPr>
-      <w:r>
-        <w:t xml:space="preserve">아르투르: 공짜. 너한테서 — 8년 만에 처음 받는 공짜네.</w:t>
+        <w:t xml:space="preserve">알렉세이: 그분이. 그분은 한 번 신고를 안 했고, 그걸 오랫동안 후회하고 있어.</w:t>
+      </w:r>
+    </w:p>
+    <w:p>
+      <w:pPr>
+        <w:pStyle w:val="BodyText"/>
+      </w:pPr>
+      <w:r>
+        <w:t xml:space="preserve">아르투르: 란스코이라… 좋아, 끝까지 듣고 싶으면 들어. 나도 제약 업계에서 첫해엔 정직하게 하고 싶었어, 볼코프 전에. 그런데 이러더라: 「실적이냐 — 나가느냐」. 난 실적을 골랐고, 그 뒤로는 한 번도 다시 고르지 않았어.</w:t>
+      </w:r>
+    </w:p>
+    <w:p>
+      <w:pPr>
+        <w:pStyle w:val="BodyText"/>
+      </w:pPr>
+      <w:r>
+        <w:t xml:space="preserve">알렉세이: 나도 한 글자도 안 틀리고 똑같은 말을 들었어. 하지만 난 「나가는」 걸 골랐지.</w:t>
+      </w:r>
+    </w:p>
+    <w:p>
+      <w:pPr>
+        <w:pStyle w:val="BodyText"/>
+      </w:pPr>
+      <w:r>
+        <w:t xml:space="preserve">아르투르: 그래서 넌 신문의 영웅이 됐고, 난 복면 쓴 사람들한테 끌려 나가는 사람이 됐지.</w:t>
+      </w:r>
+    </w:p>
+    <w:p>
+      <w:pPr>
+        <w:pStyle w:val="BodyText"/>
+      </w:pPr>
+      <w:r>
+        <w:t xml:space="preserve">알렉세이: 난 영웅이 아니야. 스무 명, 문 위의 판지 한 장, 그리고 한밤중에 울리는 상담선이 있을 뿐이야.</w:t>
+      </w:r>
+    </w:p>
+    <w:p>
+      <w:pPr>
+        <w:pStyle w:val="BodyText"/>
+      </w:pPr>
+      <w:r>
+        <w:t xml:space="preserve">아르투르: 하나 이해가 안 돼. 왜 안 받아들였어? 200만이면 네 비용을 메울 수 있었잖아.</w:t>
+      </w:r>
+    </w:p>
+    <w:p>
+      <w:pPr>
+        <w:pStyle w:val="BodyText"/>
+      </w:pPr>
+      <w:r>
+        <w:t xml:space="preserve">알렉세이: 내 비용은 다리야의 입술이니까. 그건 돈으로 메우는 게 아니야. 다음 다리야가 없게 하는 걸로 메우는 거야. 아니면 그 사람이 제때, 첫 한 시간 안에 전화하고, 젤을 어디서 샀든 반드시 누군가 받게 하는 걸로.</w:t>
+      </w:r>
+    </w:p>
+    <w:p>
+      <w:pPr>
+        <w:pStyle w:val="BodyText"/>
+      </w:pPr>
+      <w:r>
+        <w:t xml:space="preserve">아르투르: 다음 사람은 있을 거야, 늘 있어. 내가 아니면 다른 누가.</w:t>
+      </w:r>
+    </w:p>
+    <w:p>
+      <w:pPr>
+        <w:pStyle w:val="BodyText"/>
+      </w:pPr>
+      <w:r>
+        <w:t xml:space="preserve">알렉세이: 그럴지도. 하지만 다음 사람에겐 벽에 번호가, 주사기에 코드가 있을 거야.</w:t>
+      </w:r>
+    </w:p>
+    <w:p>
+      <w:pPr>
+        <w:pStyle w:val="BodyText"/>
+      </w:pPr>
+      <w:r>
+        <w:t xml:space="preserve">아르투르: 좋아, 다 알았어. 행운을…</w:t>
+      </w:r>
+    </w:p>
+    <w:p>
+      <w:pPr>
+        <w:pStyle w:val="BodyText"/>
+      </w:pPr>
+      <w:r>
+        <w:t xml:space="preserve">알렉세이: 하지 마, 아무것도 빌지 마. 변호사한테 가, 아르투르. 공짜 조언이야.</w:t>
+      </w:r>
+    </w:p>
+    <w:p>
+      <w:pPr>
+        <w:pStyle w:val="BodyText"/>
+      </w:pPr>
+      <w:r>
+        <w:t xml:space="preserve">아르투르: 공짜 조언이라… 너한테서 8년 만에 처음 받는 공짜네.</w:t>
       </w:r>
     </w:p>
     <w:bookmarkEnd w:id="36"/>
@@ -5165,119 +5203,119 @@
         <w:pStyle w:val="FirstParagraph"/>
       </w:pPr>
       <w:r>
-        <w:t xml:space="preserve">올가: 그래서요? 뭘 제안했어요?</w:t>
-      </w:r>
-    </w:p>
-    <w:p>
-      <w:pPr>
-        <w:pStyle w:val="BodyText"/>
-      </w:pPr>
-      <w:r>
-        <w:t xml:space="preserve">알렉세이: 200만. 신고를 철회하라고. 현금으로 제안했어요.</w:t>
-      </w:r>
-    </w:p>
-    <w:p>
-      <w:pPr>
-        <w:pStyle w:val="BodyText"/>
-      </w:pPr>
-      <w:r>
-        <w:t xml:space="preserve">이리나: 현금으로. 정말 당신을 모르네요.</w:t>
-      </w:r>
-    </w:p>
-    <w:p>
-      <w:pPr>
-        <w:pStyle w:val="BodyText"/>
-      </w:pPr>
-      <w:r>
-        <w:t xml:space="preserve">알렉세이: 나도 그렇게 말했어요. 녹음은 — 자이체프에게 있어요. 그것도 사실이에요.</w:t>
-      </w:r>
-    </w:p>
-    <w:p>
-      <w:pPr>
-        <w:pStyle w:val="BodyText"/>
-      </w:pPr>
-      <w:r>
-        <w:t xml:space="preserve">보리스: 알렉세이. 스피커로 듣고 있네. 끝까지 들어 줬나?</w:t>
-      </w:r>
-    </w:p>
-    <w:p>
-      <w:pPr>
-        <w:pStyle w:val="BodyText"/>
-      </w:pPr>
-      <w:r>
-        <w:t xml:space="preserve">알렉세이: 끝까지요, 보리스 이고레비치. 말씀하신 대로. 사과는 안 했어요. 흥정했어요.</w:t>
-      </w:r>
-    </w:p>
-    <w:p>
-      <w:pPr>
-        <w:pStyle w:val="BodyText"/>
-      </w:pPr>
-      <w:r>
-        <w:t xml:space="preserve">보리스: 그렇게들 하지. 사과는 1년 뒤에 해. 한다면. 그리샤는 끝내 사과하지 않았어.</w:t>
-      </w:r>
-    </w:p>
-    <w:p>
-      <w:pPr>
-        <w:pStyle w:val="BodyText"/>
-      </w:pPr>
-      <w:r>
-        <w:t xml:space="preserve">알렉세이: 보리스 이고레비치, 정의란 뭐예요? 당신에게는?</w:t>
-      </w:r>
-    </w:p>
-    <w:p>
-      <w:pPr>
-        <w:pStyle w:val="BodyText"/>
-      </w:pPr>
-      <w:r>
-        <w:t xml:space="preserve">보리스: 그 사람이 감옥에 갔을 때가 아니야. 그건 — 재판이지. 정의는 다음 다리야가 제때 전화했을 때야. 그리고 자네 이리나가 은행 내역서가 아니라 뉴스 때문에 울 때.</w:t>
-      </w:r>
-    </w:p>
-    <w:p>
-      <w:pPr>
-        <w:pStyle w:val="BodyText"/>
-      </w:pPr>
-      <w:r>
-        <w:t xml:space="preserve">이리나: 한 번 울었어요. 토요일에. 다시는 안 울어요. 기록돼 있어요.</w:t>
-      </w:r>
-    </w:p>
-    <w:p>
-      <w:pPr>
-        <w:pStyle w:val="BodyText"/>
-      </w:pPr>
-      <w:r>
-        <w:t xml:space="preserve">올가: 정의란 아무도 밤에 전화하지 않을 때예요. 전화가 오는 동안엔 — 우린 일하는 거죠.</w:t>
-      </w:r>
-    </w:p>
-    <w:p>
-      <w:pPr>
-        <w:pStyle w:val="BodyText"/>
-      </w:pPr>
-      <w:r>
-        <w:t xml:space="preserve">코르닐로바: 그럼 우린 영원히 일하겠네요. 전화는 늘 올 거예요. 다만 제때.</w:t>
-      </w:r>
-    </w:p>
-    <w:p>
-      <w:pPr>
-        <w:pStyle w:val="BodyText"/>
-      </w:pPr>
-      <w:r>
-        <w:t xml:space="preserve">디마: 알렉세이 니콜라예비치. 또 전화예요. 보이코 아니에요. 페테르부르크. 여자분. 대표하고만 얘기하겠대요.</w:t>
-      </w:r>
-    </w:p>
-    <w:p>
-      <w:pPr>
-        <w:pStyle w:val="BodyText"/>
-      </w:pPr>
-      <w:r>
-        <w:t xml:space="preserve">알렉세이: 페테르부르크? 누구예요?</w:t>
-      </w:r>
-    </w:p>
-    <w:p>
-      <w:pPr>
-        <w:pStyle w:val="BodyText"/>
-      </w:pPr>
-      <w:r>
-        <w:t xml:space="preserve">디마: 이름은 안 밝혔어요. 이렇게만: 「기사를 읽었어요. 당신에게 제안할 게 있어요」.</w:t>
+        <w:t xml:space="preserve">올가: 그래서 뭘 제안했어요?</w:t>
+      </w:r>
+    </w:p>
+    <w:p>
+      <w:pPr>
+        <w:pStyle w:val="BodyText"/>
+      </w:pPr>
+      <w:r>
+        <w:t xml:space="preserve">알렉세이: 신고를 철회하는 대가로 200만이요. 그것도 현금으로요.</w:t>
+      </w:r>
+    </w:p>
+    <w:p>
+      <w:pPr>
+        <w:pStyle w:val="BodyText"/>
+      </w:pPr>
+      <w:r>
+        <w:t xml:space="preserve">이리나: 현금으로요? 정말 당신을 전혀 모르네요.</w:t>
+      </w:r>
+    </w:p>
+    <w:p>
+      <w:pPr>
+        <w:pStyle w:val="BodyText"/>
+      </w:pPr>
+      <w:r>
+        <w:t xml:space="preserve">알렉세이: 나도 그렇게 말했어요. 녹음은 벌써 자이체프에게 있고, 그것도 사실이에요.</w:t>
+      </w:r>
+    </w:p>
+    <w:p>
+      <w:pPr>
+        <w:pStyle w:val="BodyText"/>
+      </w:pPr>
+      <w:r>
+        <w:t xml:space="preserve">보리스: 알렉세이, 스피커로 듣고 있네. 끝까지 들어 줬나?</w:t>
+      </w:r>
+    </w:p>
+    <w:p>
+      <w:pPr>
+        <w:pStyle w:val="BodyText"/>
+      </w:pPr>
+      <w:r>
+        <w:t xml:space="preserve">알렉세이: 말씀하신 대로 끝까지요, 보리스 이고레비치. 사과는 안 하고 흥정했어요.</w:t>
+      </w:r>
+    </w:p>
+    <w:p>
+      <w:pPr>
+        <w:pStyle w:val="BodyText"/>
+      </w:pPr>
+      <w:r>
+        <w:t xml:space="preserve">보리스: 보통 그렇지. 사과는 1년 뒤에, 한다면 하는 거야. 그리샤는 끝내 사과하지 않았어.</w:t>
+      </w:r>
+    </w:p>
+    <w:p>
+      <w:pPr>
+        <w:pStyle w:val="BodyText"/>
+      </w:pPr>
+      <w:r>
+        <w:t xml:space="preserve">알렉세이: 보리스 이고레비치, 당신에게 정의란 뭐예요?</w:t>
+      </w:r>
+    </w:p>
+    <w:p>
+      <w:pPr>
+        <w:pStyle w:val="BodyText"/>
+      </w:pPr>
+      <w:r>
+        <w:t xml:space="preserve">보리스: 정의는 그 사람이 감옥에 갔을 때가 아니야, 그건 그냥 재판이지. 정의는 다음 다리야가 제때 전화했을 때야. 그리고 자네 이리나가 3년 전처럼 은행 내역서가 아니라 뉴스 때문에 울 때고.</w:t>
+      </w:r>
+    </w:p>
+    <w:p>
+      <w:pPr>
+        <w:pStyle w:val="BodyText"/>
+      </w:pPr>
+      <w:r>
+        <w:t xml:space="preserve">이리나: 토요일에 한 번 울었고, 다시는 안 울어요. 기록해 뒀어요.</w:t>
+      </w:r>
+    </w:p>
+    <w:p>
+      <w:pPr>
+        <w:pStyle w:val="BodyText"/>
+      </w:pPr>
+      <w:r>
+        <w:t xml:space="preserve">올가: 정의란 아무도 밤에 전화하지 않을 때예요. 전화가 오는 동안엔 우린 일하는 거죠.</w:t>
+      </w:r>
+    </w:p>
+    <w:p>
+      <w:pPr>
+        <w:pStyle w:val="BodyText"/>
+      </w:pPr>
+      <w:r>
+        <w:t xml:space="preserve">코르닐로바: 그럼 전화는 늘 올 테니 우린 영원히 일하겠네요. 다만 제때 오겠죠.</w:t>
+      </w:r>
+    </w:p>
+    <w:p>
+      <w:pPr>
+        <w:pStyle w:val="BodyText"/>
+      </w:pPr>
+      <w:r>
+        <w:t xml:space="preserve">디마: 알렉세이 니콜라예비치, 또 전화인데 보이코가 아니에요. 페테르부르크의 여자분이고, 대표하고만 얘기하겠대요.</w:t>
+      </w:r>
+    </w:p>
+    <w:p>
+      <w:pPr>
+        <w:pStyle w:val="BodyText"/>
+      </w:pPr>
+      <w:r>
+        <w:t xml:space="preserve">알렉세이: 페테르부르크요? 누구래요?</w:t>
+      </w:r>
+    </w:p>
+    <w:p>
+      <w:pPr>
+        <w:pStyle w:val="BodyText"/>
+      </w:pPr>
+      <w:r>
+        <w:t xml:space="preserve">디마: 이름은 안 밝히고 이렇게만 했어요: 「기사를 읽었어요. 당신에게 제안할 게 있어요」.</w:t>
       </w:r>
     </w:p>
     <w:bookmarkEnd w:id="37"/>
